--- a/06-学生侧材料/讲义/学生专用版/3-物理化学/统计热力学与Maxwell关系-超级充实版（学生专用版）.docx
+++ b/06-学生侧材料/讲义/学生专用版/3-物理化学/统计热力学与Maxwell关系-超级充实版（学生专用版）.docx
@@ -2,910 +2,7 @@
 <file path=word/document.xml><?xml version="1.0" encoding="utf-8"?>
 <w:document xmlns:w="http://schemas.openxmlformats.org/wordprocessingml/2006/main" xmlns:m="http://schemas.openxmlformats.org/officeDocument/2006/math" xmlns:r="http://schemas.openxmlformats.org/officeDocument/2006/relationships" xmlns:o="urn:schemas-microsoft-com:office:office" xmlns:v="urn:schemas-microsoft-com:vml" xmlns:w10="urn:schemas-microsoft-com:office:word" xmlns:a="http://schemas.openxmlformats.org/drawingml/2006/main" xmlns:pic="http://schemas.openxmlformats.org/drawingml/2006/picture" xmlns:wp="http://schemas.openxmlformats.org/drawingml/2006/wordprocessingDrawing">
   <w:body>
-    <w:bookmarkStart w:id="9" w:name="学习目标与考纲锚点"/>
-    <w:p>
-      <w:pPr>
-        <w:pStyle w:val="Heading2"/>
-        <w:spacing w:before="280" w:after="120"/>
-      </w:pPr>
-      <w:r>
-        <w:rPr>
-          <w:rFonts w:hint="eastAsia" w:ascii="Times New Roman" w:hAnsi="Times New Roman" w:eastAsia="SimHei" w:cs="Times New Roman"/>
-        </w:rPr>
-        <w:t xml:space="preserve">学习目标与考纲锚点</w:t>
-      </w:r>
-    </w:p>
-    <w:p>
-      <w:pPr>
-        <w:pStyle w:val="BlockText"/>
-        <w:spacing w:after="80"/>
-        <w:ind w:firstLine="420"/>
-      </w:pPr>
-      <w:r>
-        <w:rPr>
-          <w:rFonts w:hint="eastAsia" w:ascii="Times New Roman" w:hAnsi="Times New Roman" w:eastAsia="FangSong" w:cs="Times New Roman"/>
-        </w:rPr>
-        <w:t>对齐考纲</w:t>
-      </w:r>
-      <w:r>
-        <w:rPr>
-          <w:rFonts w:hint="eastAsia" w:ascii="Times New Roman" w:hAnsi="Times New Roman" w:eastAsia="Times New Roman" w:cs="Times New Roman"/>
-        </w:rPr>
-        <w:t>：§06</w:t>
-      </w:r>
-      <w:r>
-        <w:rPr>
-          <w:rFonts w:ascii="Times New Roman" w:hAnsi="Times New Roman" w:eastAsia="Times New Roman" w:cs="Times New Roman"/>
-        </w:rPr>
-        <w:t xml:space="preserve"> </w:t>
-      </w:r>
-      <w:r>
-        <w:rPr>
-          <w:rFonts w:hint="eastAsia" w:ascii="Times New Roman" w:hAnsi="Times New Roman" w:eastAsia="FangSong" w:cs="Times New Roman"/>
-        </w:rPr>
-        <w:t xml:space="preserve">热力学初步</w:t>
-      </w:r>
-      <w:r>
-        <w:rPr>
-          <w:rFonts w:ascii="Times New Roman" w:hAnsi="Times New Roman" w:eastAsia="Times New Roman" w:cs="Times New Roman"/>
-        </w:rPr>
-        <w:t xml:space="preserve"> · </w:t>
-      </w:r>
-      <w:r>
-        <w:rPr>
-          <w:rFonts w:hint="eastAsia" w:ascii="Times New Roman" w:hAnsi="Times New Roman" w:eastAsia="FangSong" w:cs="Times New Roman"/>
-        </w:rPr>
-        <w:t>决赛</w:t>
-      </w:r>
-      <w:r>
-        <w:rPr>
-          <w:rFonts w:hint="eastAsia" w:ascii="Times New Roman" w:hAnsi="Times New Roman" w:eastAsia="Times New Roman" w:cs="Times New Roman"/>
-        </w:rPr>
-        <w:t>04</w:t>
-      </w:r>
-      <w:r>
-        <w:rPr>
-          <w:rFonts w:ascii="Times New Roman" w:hAnsi="Times New Roman" w:eastAsia="Times New Roman" w:cs="Times New Roman"/>
-        </w:rPr>
-        <w:t xml:space="preserve"> </w:t>
-      </w:r>
-      <w:r>
-        <w:rPr>
-          <w:rFonts w:hint="eastAsia" w:ascii="Times New Roman" w:hAnsi="Times New Roman" w:eastAsia="FangSong" w:cs="Times New Roman"/>
-        </w:rPr>
-        <w:t xml:space="preserve">热力学</w:t>
-      </w:r>
-    </w:p>
-    <w:tbl>
-      <w:tblPr>
-        <w:tblStyle w:val="Table"/>
-        <w:tblW w:type="pct" w:w="5000"/>
-        <w:tblLayout w:type="fixed"/>
-        <w:tblLook w:firstRow="1" w:lastRow="0" w:firstColumn="0" w:lastColumn="0" w:noHBand="0" w:noVBand="0" w:val="0020"/>
-        <w:jc w:val="center"/>
-        <w:tblBorders>
-          <w:top w:val="single" w:sz="12" w:space="0" w:color="333333"/>
-          <w:bottom w:val="single" w:sz="12" w:space="0" w:color="333333"/>
-          <w:left w:val="none"/>
-          <w:right w:val="none"/>
-          <w:insideH w:val="none"/>
-          <w:insideV w:val="none"/>
-        </w:tblBorders>
-      </w:tblPr>
-      <w:tblGrid>
-        <w:gridCol w:w="3960"/>
-        <w:gridCol w:w="3960"/>
-      </w:tblGrid>
-      <w:tr>
-        <w:trPr>
-          <w:tblHeader w:val="on"/>
-        </w:trPr>
-        <w:tc>
-          <w:tcPr>
-            <w:tcBorders>
-              <w:bottom w:val="single" w:sz="6" w:space="0" w:color="333333"/>
-            </w:tcBorders>
-          </w:tcPr>
-          <w:p>
-            <w:pPr>
-              <w:pStyle w:val="Compact"/>
-              <w:jc w:val="center"/>
-            </w:pPr>
-            <w:r>
-              <w:rPr>
-                <w:rFonts w:hint="eastAsia" w:ascii="Times New Roman" w:hAnsi="Times New Roman" w:eastAsia="SimHei" w:cs="Times New Roman"/>
-                <w:b/>
-              </w:rPr>
-              <w:t xml:space="preserve">考纲条目</w:t>
-            </w:r>
-          </w:p>
-        </w:tc>
-        <w:tc>
-          <w:tcPr>
-            <w:tcBorders>
-              <w:bottom w:val="single" w:sz="6" w:space="0" w:color="333333"/>
-            </w:tcBorders>
-          </w:tcPr>
-          <w:p>
-            <w:pPr>
-              <w:pStyle w:val="Compact"/>
-              <w:jc w:val="center"/>
-            </w:pPr>
-            <w:r>
-              <w:rPr>
-                <w:rFonts w:hint="eastAsia" w:ascii="Times New Roman" w:hAnsi="Times New Roman" w:eastAsia="SimHei" w:cs="Times New Roman"/>
-                <w:b/>
-              </w:rPr>
-              <w:t xml:space="preserve">学完本讲你应能</w:t>
-            </w:r>
-          </w:p>
-        </w:tc>
-      </w:tr>
-      <w:tr>
-        <w:tc>
-          <w:tcPr/>
-          <w:p>
-            <w:pPr>
-              <w:pStyle w:val="Compact"/>
-              <w:jc w:val="center"/>
-            </w:pPr>
-            <w:r>
-              <w:rPr>
-                <w:rFonts w:ascii="Times New Roman" w:hAnsi="Times New Roman" w:eastAsia="Times New Roman" w:cs="Times New Roman"/>
-              </w:rPr>
-              <w:t xml:space="preserve">§06 </w:t>
-            </w:r>
-            <w:r>
-              <w:rPr>
-                <w:rFonts w:hint="eastAsia" w:ascii="Times New Roman" w:hAnsi="Times New Roman" w:eastAsia="FangSong" w:cs="Times New Roman"/>
-              </w:rPr>
-              <w:t xml:space="preserve">热力学初步</w:t>
-            </w:r>
-            <w:r>
-              <w:rPr>
-                <w:rFonts w:ascii="Times New Roman" w:hAnsi="Times New Roman" w:eastAsia="Times New Roman" w:cs="Times New Roman"/>
-              </w:rPr>
-              <w:t xml:space="preserve"> · </w:t>
-            </w:r>
-            <w:r>
-              <w:rPr>
-                <w:rFonts w:hint="eastAsia" w:ascii="Times New Roman" w:hAnsi="Times New Roman" w:eastAsia="FangSong" w:cs="Times New Roman"/>
-              </w:rPr>
-              <w:t xml:space="preserve">热力学基本方程</w:t>
-            </w:r>
-          </w:p>
-        </w:tc>
-        <w:tc>
-          <w:tcPr/>
-          <w:p>
-            <w:pPr>
-              <w:pStyle w:val="Compact"/>
-              <w:jc w:val="center"/>
-            </w:pPr>
-            <w:r>
-              <w:rPr>
-                <w:rFonts w:hint="eastAsia" w:ascii="Times New Roman" w:hAnsi="Times New Roman" w:eastAsia="FangSong" w:cs="Times New Roman"/>
-              </w:rPr>
-              <w:t xml:space="preserve">由</w:t>
-            </w:r>
-            <w:r>
-              <w:rPr>
-                <w:rFonts w:ascii="Times New Roman" w:hAnsi="Times New Roman" w:eastAsia="Times New Roman" w:cs="Times New Roman"/>
-              </w:rPr>
-              <w:t xml:space="preserve"> Legendre </w:t>
-            </w:r>
-            <w:r>
-              <w:rPr>
-                <w:rFonts w:hint="eastAsia" w:ascii="Times New Roman" w:hAnsi="Times New Roman" w:eastAsia="FangSong" w:cs="Times New Roman"/>
-              </w:rPr>
-              <w:t>变换辨识四大特征函数的自然变量</w:t>
-            </w:r>
-            <w:r>
-              <w:rPr>
-                <w:rFonts w:hint="eastAsia" w:ascii="Times New Roman" w:hAnsi="Times New Roman" w:eastAsia="Times New Roman" w:cs="Times New Roman"/>
-              </w:rPr>
-              <w:t>，</w:t>
-            </w:r>
-            <w:r>
-              <w:rPr>
-                <w:rFonts w:hint="eastAsia" w:ascii="Times New Roman" w:hAnsi="Times New Roman" w:eastAsia="FangSong" w:cs="Times New Roman"/>
-              </w:rPr>
-              <w:t>写出四大基本方程</w:t>
-            </w:r>
-          </w:p>
-        </w:tc>
-      </w:tr>
-      <w:tr>
-        <w:tc>
-          <w:tcPr/>
-          <w:p>
-            <w:pPr>
-              <w:pStyle w:val="Compact"/>
-              <w:jc w:val="center"/>
-            </w:pPr>
-            <w:r>
-              <w:rPr>
-                <w:rFonts w:hint="eastAsia" w:ascii="Times New Roman" w:hAnsi="Times New Roman" w:eastAsia="FangSong" w:cs="Times New Roman"/>
-              </w:rPr>
-              <w:t>决赛</w:t>
-            </w:r>
-            <w:r>
-              <w:rPr>
-                <w:rFonts w:hint="eastAsia" w:ascii="Times New Roman" w:hAnsi="Times New Roman" w:eastAsia="Times New Roman" w:cs="Times New Roman"/>
-              </w:rPr>
-              <w:t>04</w:t>
-            </w:r>
-            <w:r>
-              <w:rPr>
-                <w:rFonts w:ascii="Times New Roman" w:hAnsi="Times New Roman" w:eastAsia="Times New Roman" w:cs="Times New Roman"/>
-              </w:rPr>
-              <w:t xml:space="preserve"> </w:t>
-            </w:r>
-            <w:r>
-              <w:rPr>
-                <w:rFonts w:hint="eastAsia" w:ascii="Times New Roman" w:hAnsi="Times New Roman" w:eastAsia="FangSong" w:cs="Times New Roman"/>
-              </w:rPr>
-              <w:t xml:space="preserve">热力学</w:t>
-            </w:r>
-            <w:r>
-              <w:rPr>
-                <w:rFonts w:ascii="Times New Roman" w:hAnsi="Times New Roman" w:eastAsia="Times New Roman" w:cs="Times New Roman"/>
-              </w:rPr>
-              <w:t xml:space="preserve"> · Maxwell </w:t>
-            </w:r>
-            <w:r>
-              <w:rPr>
-                <w:rFonts w:hint="eastAsia" w:ascii="Times New Roman" w:hAnsi="Times New Roman" w:eastAsia="FangSong" w:cs="Times New Roman"/>
-              </w:rPr>
-              <w:t xml:space="preserve">关系</w:t>
-            </w:r>
-          </w:p>
-        </w:tc>
-        <w:tc>
-          <w:tcPr/>
-          <w:p>
-            <w:pPr>
-              <w:pStyle w:val="Compact"/>
-              <w:jc w:val="center"/>
-            </w:pPr>
-            <w:r>
-              <w:rPr>
-                <w:rFonts w:hint="eastAsia" w:ascii="Times New Roman" w:hAnsi="Times New Roman" w:eastAsia="FangSong" w:cs="Times New Roman"/>
-              </w:rPr>
-              <w:t xml:space="preserve">由二阶混合偏导互易定理推出四大</w:t>
-            </w:r>
-            <w:r>
-              <w:rPr>
-                <w:rFonts w:ascii="Times New Roman" w:hAnsi="Times New Roman" w:eastAsia="Times New Roman" w:cs="Times New Roman"/>
-              </w:rPr>
-              <w:t xml:space="preserve"> Maxwell </w:t>
-            </w:r>
-            <w:r>
-              <w:rPr>
-                <w:rFonts w:hint="eastAsia" w:ascii="Times New Roman" w:hAnsi="Times New Roman" w:eastAsia="FangSong" w:cs="Times New Roman"/>
-              </w:rPr>
-              <w:t>关系</w:t>
-            </w:r>
-            <w:r>
-              <w:rPr>
-                <w:rFonts w:hint="eastAsia" w:ascii="Times New Roman" w:hAnsi="Times New Roman" w:eastAsia="Times New Roman" w:cs="Times New Roman"/>
-              </w:rPr>
-              <w:t>，</w:t>
-            </w:r>
-            <w:r>
-              <w:rPr>
-                <w:rFonts w:hint="eastAsia" w:ascii="Times New Roman" w:hAnsi="Times New Roman" w:eastAsia="FangSong" w:cs="Times New Roman"/>
-              </w:rPr>
-              <w:t>用偏导数循环法则完成变量代换</w:t>
-            </w:r>
-          </w:p>
-        </w:tc>
-      </w:tr>
-      <w:tr>
-        <w:tc>
-          <w:tcPr/>
-          <w:p>
-            <w:pPr>
-              <w:pStyle w:val="Compact"/>
-              <w:jc w:val="center"/>
-            </w:pPr>
-            <w:r>
-              <w:rPr>
-                <w:rFonts w:hint="eastAsia" w:ascii="Times New Roman" w:hAnsi="Times New Roman" w:eastAsia="FangSong" w:cs="Times New Roman"/>
-              </w:rPr>
-              <w:t>决赛</w:t>
-            </w:r>
-            <w:r>
-              <w:rPr>
-                <w:rFonts w:hint="eastAsia" w:ascii="Times New Roman" w:hAnsi="Times New Roman" w:eastAsia="Times New Roman" w:cs="Times New Roman"/>
-              </w:rPr>
-              <w:t>04</w:t>
-            </w:r>
-            <w:r>
-              <w:rPr>
-                <w:rFonts w:ascii="Times New Roman" w:hAnsi="Times New Roman" w:eastAsia="Times New Roman" w:cs="Times New Roman"/>
-              </w:rPr>
-              <w:t xml:space="preserve"> </w:t>
-            </w:r>
-            <w:r>
-              <w:rPr>
-                <w:rFonts w:hint="eastAsia" w:ascii="Times New Roman" w:hAnsi="Times New Roman" w:eastAsia="FangSong" w:cs="Times New Roman"/>
-              </w:rPr>
-              <w:t xml:space="preserve">热力学</w:t>
-            </w:r>
-            <w:r>
-              <w:rPr>
-                <w:rFonts w:ascii="Times New Roman" w:hAnsi="Times New Roman" w:eastAsia="Times New Roman" w:cs="Times New Roman"/>
-              </w:rPr>
-              <w:t xml:space="preserve"> · </w:t>
-            </w:r>
-            <w:r>
-              <w:rPr>
-                <w:rFonts w:hint="eastAsia" w:ascii="Times New Roman" w:hAnsi="Times New Roman" w:eastAsia="FangSong" w:cs="Times New Roman"/>
-              </w:rPr>
-              <w:t xml:space="preserve">响应函数与节流效应</w:t>
-            </w:r>
-          </w:p>
-        </w:tc>
-        <w:tc>
-          <w:tcPr/>
-          <w:p>
-            <w:pPr>
-              <w:pStyle w:val="Compact"/>
-              <w:jc w:val="center"/>
-            </w:pPr>
-            <w:r>
-              <w:rPr>
-                <w:rFonts w:hint="eastAsia" w:ascii="Times New Roman" w:hAnsi="Times New Roman" w:eastAsia="FangSong" w:cs="Times New Roman"/>
-              </w:rPr>
-              <w:t xml:space="preserve">建立</w:t>
-            </w:r>
-            <w:r>
-              <w:rPr>
-                <w:rFonts w:ascii="Times New Roman" w:hAnsi="Times New Roman" w:eastAsia="Times New Roman" w:cs="Times New Roman"/>
-              </w:rPr>
-              <w:t xml:space="preserve"> </w:t>
-            </w:r>
-            <m:oMath>
-              <m:sSub>
-                <m:e>
-                  <m:r>
-                    <m:t>C</m:t>
-                  </m:r>
-                </m:e>
-                <m:sub>
-                  <m:r>
-                    <m:t>p</m:t>
-                  </m:r>
-                </m:sub>
-              </m:sSub>
-            </m:oMath>
-            <w:r>
-              <w:rPr>
-                <w:rFonts w:ascii="Times New Roman" w:hAnsi="Times New Roman" w:eastAsia="Times New Roman" w:cs="Times New Roman"/>
-              </w:rPr>
-              <w:t xml:space="preserve">、</w:t>
-            </w:r>
-            <m:oMath>
-              <m:sSub>
-                <m:e>
-                  <m:r>
-                    <m:t>C</m:t>
-                  </m:r>
-                </m:e>
-                <m:sub>
-                  <m:r>
-                    <m:t>V</m:t>
-                  </m:r>
-                </m:sub>
-              </m:sSub>
-            </m:oMath>
-            <w:r>
-              <w:rPr>
-                <w:rFonts w:ascii="Times New Roman" w:hAnsi="Times New Roman" w:eastAsia="Times New Roman" w:cs="Times New Roman"/>
-              </w:rPr>
-              <w:t xml:space="preserve">、</w:t>
-            </w:r>
-            <m:oMath>
-              <m:r>
-                <m:t>α</m:t>
-              </m:r>
-            </m:oMath>
-            <w:r>
-              <w:rPr>
-                <w:rFonts w:ascii="Times New Roman" w:hAnsi="Times New Roman" w:eastAsia="Times New Roman" w:cs="Times New Roman"/>
-              </w:rPr>
-              <w:t xml:space="preserve">、</w:t>
-            </w:r>
-            <m:oMath>
-              <m:sSub>
-                <m:e>
-                  <m:r>
-                    <m:t>κ</m:t>
-                  </m:r>
-                </m:e>
-                <m:sub>
-                  <m:r>
-                    <m:t>T</m:t>
-                  </m:r>
-                </m:sub>
-              </m:sSub>
-            </m:oMath>
-            <w:r>
-              <w:rPr>
-                <w:rFonts w:ascii="Times New Roman" w:hAnsi="Times New Roman" w:eastAsia="Times New Roman" w:cs="Times New Roman"/>
-              </w:rPr>
-              <w:t xml:space="preserve"> </w:t>
-            </w:r>
-            <w:r>
-              <w:rPr>
-                <w:rFonts w:hint="eastAsia" w:ascii="Times New Roman" w:hAnsi="Times New Roman" w:eastAsia="FangSong" w:cs="Times New Roman"/>
-              </w:rPr>
-              <w:t>之间的关系</w:t>
-            </w:r>
-            <w:r>
-              <w:rPr>
-                <w:rFonts w:hint="eastAsia" w:ascii="Times New Roman" w:hAnsi="Times New Roman" w:eastAsia="Times New Roman" w:cs="Times New Roman"/>
-              </w:rPr>
-              <w:t>，</w:t>
-            </w:r>
-            <w:r>
-              <w:rPr>
-                <w:rFonts w:hint="eastAsia" w:ascii="Times New Roman" w:hAnsi="Times New Roman" w:eastAsia="FangSong" w:cs="Times New Roman"/>
-              </w:rPr>
-              <w:t>由</w:t>
-            </w:r>
-            <w:r>
-              <w:rPr>
-                <w:rFonts w:ascii="Times New Roman" w:hAnsi="Times New Roman" w:eastAsia="Times New Roman" w:cs="Times New Roman"/>
-              </w:rPr>
-              <w:t xml:space="preserve"> Joule-Thomson </w:t>
-            </w:r>
-            <w:r>
-              <w:rPr>
-                <w:rFonts w:hint="eastAsia" w:ascii="Times New Roman" w:hAnsi="Times New Roman" w:eastAsia="FangSong" w:cs="Times New Roman"/>
-              </w:rPr>
-              <w:t xml:space="preserve">系数判定致冷条件</w:t>
-            </w:r>
-          </w:p>
-        </w:tc>
-      </w:tr>
-      <w:tr>
-        <w:tc>
-          <w:tcPr/>
-          <w:p>
-            <w:pPr>
-              <w:pStyle w:val="Compact"/>
-              <w:jc w:val="center"/>
-            </w:pPr>
-            <w:r>
-              <w:rPr>
-                <w:rFonts w:hint="eastAsia" w:ascii="Times New Roman" w:hAnsi="Times New Roman" w:eastAsia="FangSong" w:cs="Times New Roman"/>
-              </w:rPr>
-              <w:t>决赛</w:t>
-            </w:r>
-            <w:r>
-              <w:rPr>
-                <w:rFonts w:hint="eastAsia" w:ascii="Times New Roman" w:hAnsi="Times New Roman" w:eastAsia="Times New Roman" w:cs="Times New Roman"/>
-              </w:rPr>
-              <w:t>04</w:t>
-            </w:r>
-            <w:r>
-              <w:rPr>
-                <w:rFonts w:ascii="Times New Roman" w:hAnsi="Times New Roman" w:eastAsia="Times New Roman" w:cs="Times New Roman"/>
-              </w:rPr>
-              <w:t xml:space="preserve"> </w:t>
-            </w:r>
-            <w:r>
-              <w:rPr>
-                <w:rFonts w:hint="eastAsia" w:ascii="Times New Roman" w:hAnsi="Times New Roman" w:eastAsia="FangSong" w:cs="Times New Roman"/>
-              </w:rPr>
-              <w:t xml:space="preserve">热力学</w:t>
-            </w:r>
-            <w:r>
-              <w:rPr>
-                <w:rFonts w:ascii="Times New Roman" w:hAnsi="Times New Roman" w:eastAsia="Times New Roman" w:cs="Times New Roman"/>
-              </w:rPr>
-              <w:t xml:space="preserve"> · Gibbs-Helmholtz </w:t>
-            </w:r>
-            <w:r>
-              <w:rPr>
-                <w:rFonts w:hint="eastAsia" w:ascii="Times New Roman" w:hAnsi="Times New Roman" w:eastAsia="FangSong" w:cs="Times New Roman"/>
-              </w:rPr>
-              <w:t xml:space="preserve">方程</w:t>
-            </w:r>
-          </w:p>
-        </w:tc>
-        <w:tc>
-          <w:tcPr/>
-          <w:p>
-            <w:pPr>
-              <w:pStyle w:val="Compact"/>
-              <w:jc w:val="center"/>
-            </w:pPr>
-            <w:r>
-              <w:rPr>
-                <w:rFonts w:hint="eastAsia" w:ascii="Times New Roman" w:hAnsi="Times New Roman" w:eastAsia="FangSong" w:cs="Times New Roman"/>
-              </w:rPr>
-              <w:t xml:space="preserve">由</w:t>
-            </w:r>
-            <w:r>
-              <w:rPr>
-                <w:rFonts w:ascii="Times New Roman" w:hAnsi="Times New Roman" w:eastAsia="Times New Roman" w:cs="Times New Roman"/>
-              </w:rPr>
-              <w:t xml:space="preserve"> </w:t>
-            </w:r>
-            <m:oMath>
-              <m:sSub>
-                <m:e>
-                  <m:d>
-                    <m:dPr>
-                      <m:begChr m:val="["/>
-                      <m:sepChr m:val=""/>
-                      <m:endChr m:val="]"/>
-                      <m:grow/>
-                    </m:dPr>
-                    <m:e>
-                      <m:r>
-                        <m:rPr>
-                          <m:sty m:val="p"/>
-                        </m:rPr>
-                        <m:t>∂</m:t>
-                      </m:r>
-                      <m:r>
-                        <m:rPr>
-                          <m:sty m:val="p"/>
-                        </m:rPr>
-                        <m:t>(</m:t>
-                      </m:r>
-                      <m:r>
-                        <m:t>G</m:t>
-                      </m:r>
-                      <m:r>
-                        <m:rPr>
-                          <m:sty m:val="p"/>
-                        </m:rPr>
-                        <m:t>/</m:t>
-                      </m:r>
-                      <m:r>
-                        <m:t>T</m:t>
-                      </m:r>
-                      <m:r>
-                        <m:rPr>
-                          <m:sty m:val="p"/>
-                        </m:rPr>
-                        <m:t>)</m:t>
-                      </m:r>
-                      <m:r>
-                        <m:rPr>
-                          <m:sty m:val="p"/>
-                        </m:rPr>
-                        <m:t>/</m:t>
-                      </m:r>
-                      <m:r>
-                        <m:rPr>
-                          <m:sty m:val="p"/>
-                        </m:rPr>
-                        <m:t>∂</m:t>
-                      </m:r>
-                      <m:r>
-                        <m:t>T</m:t>
-                      </m:r>
-                    </m:e>
-                  </m:d>
-                </m:e>
-                <m:sub>
-                  <m:r>
-                    <m:t>p</m:t>
-                  </m:r>
-                </m:sub>
-              </m:sSub>
-            </m:oMath>
-            <w:r>
-              <w:rPr>
-                <w:rFonts w:ascii="Times New Roman" w:hAnsi="Times New Roman" w:eastAsia="Times New Roman" w:cs="Times New Roman"/>
-              </w:rPr>
-              <w:t xml:space="preserve"> </w:t>
-            </w:r>
-            <w:r>
-              <w:rPr>
-                <w:rFonts w:hint="eastAsia" w:ascii="Times New Roman" w:hAnsi="Times New Roman" w:eastAsia="FangSong" w:cs="Times New Roman"/>
-              </w:rPr>
-              <w:t>推导变温平衡关系</w:t>
-            </w:r>
-            <w:r>
-              <w:rPr>
-                <w:rFonts w:hint="eastAsia" w:ascii="Times New Roman" w:hAnsi="Times New Roman" w:eastAsia="Times New Roman" w:cs="Times New Roman"/>
-              </w:rPr>
-              <w:t>，</w:t>
-            </w:r>
-            <w:r>
-              <w:rPr>
-                <w:rFonts w:hint="eastAsia" w:ascii="Times New Roman" w:hAnsi="Times New Roman" w:eastAsia="FangSong" w:cs="Times New Roman"/>
-              </w:rPr>
-              <w:t>用</w:t>
-            </w:r>
-            <w:r>
-              <w:rPr>
-                <w:rFonts w:ascii="Times New Roman" w:hAnsi="Times New Roman" w:eastAsia="Times New Roman" w:cs="Times New Roman"/>
-              </w:rPr>
-              <w:t xml:space="preserve"> </w:t>
-            </w:r>
-            <m:oMath>
-              <m:r>
-                <m:rPr>
-                  <m:sty m:val="p"/>
-                </m:rPr>
-                <m:t>Δ</m:t>
-              </m:r>
-              <m:r>
-                <m:t>G</m:t>
-              </m:r>
-              <m:r>
-                <m:rPr>
-                  <m:sty m:val="p"/>
-                </m:rPr>
-                <m:t>=</m:t>
-              </m:r>
-              <m:r>
-                <m:t>0</m:t>
-              </m:r>
-            </m:oMath>
-            <w:r>
-              <w:rPr>
-                <w:rFonts w:ascii="Times New Roman" w:hAnsi="Times New Roman" w:eastAsia="Times New Roman" w:cs="Times New Roman"/>
-              </w:rPr>
-              <w:t xml:space="preserve"> </w:t>
-            </w:r>
-            <w:r>
-              <w:rPr>
-                <w:rFonts w:hint="eastAsia" w:ascii="Times New Roman" w:hAnsi="Times New Roman" w:eastAsia="FangSong" w:cs="Times New Roman"/>
-              </w:rPr>
-              <w:t xml:space="preserve">判据求相变温度</w:t>
-            </w:r>
-          </w:p>
-        </w:tc>
-      </w:tr>
-      <w:tr>
-        <w:tc>
-          <w:tcPr/>
-          <w:p>
-            <w:pPr>
-              <w:pStyle w:val="Compact"/>
-              <w:jc w:val="center"/>
-            </w:pPr>
-            <w:r>
-              <w:rPr>
-                <w:rFonts w:hint="eastAsia" w:ascii="Times New Roman" w:hAnsi="Times New Roman" w:eastAsia="FangSong" w:cs="Times New Roman"/>
-              </w:rPr>
-              <w:t>决赛</w:t>
-            </w:r>
-            <w:r>
-              <w:rPr>
-                <w:rFonts w:hint="eastAsia" w:ascii="Times New Roman" w:hAnsi="Times New Roman" w:eastAsia="Times New Roman" w:cs="Times New Roman"/>
-              </w:rPr>
-              <w:t>04</w:t>
-            </w:r>
-            <w:r>
-              <w:rPr>
-                <w:rFonts w:ascii="Times New Roman" w:hAnsi="Times New Roman" w:eastAsia="Times New Roman" w:cs="Times New Roman"/>
-              </w:rPr>
-              <w:t xml:space="preserve"> </w:t>
-            </w:r>
-            <w:r>
-              <w:rPr>
-                <w:rFonts w:hint="eastAsia" w:ascii="Times New Roman" w:hAnsi="Times New Roman" w:eastAsia="FangSong" w:cs="Times New Roman"/>
-              </w:rPr>
-              <w:t xml:space="preserve">热力学</w:t>
-            </w:r>
-            <w:r>
-              <w:rPr>
-                <w:rFonts w:ascii="Times New Roman" w:hAnsi="Times New Roman" w:eastAsia="Times New Roman" w:cs="Times New Roman"/>
-              </w:rPr>
-              <w:t xml:space="preserve"> · </w:t>
-            </w:r>
-            <w:r>
-              <w:rPr>
-                <w:rFonts w:hint="eastAsia" w:ascii="Times New Roman" w:hAnsi="Times New Roman" w:eastAsia="FangSong" w:cs="Times New Roman"/>
-              </w:rPr>
-              <w:t xml:space="preserve">统计热力学与配分函数</w:t>
-            </w:r>
-          </w:p>
-        </w:tc>
-        <w:tc>
-          <w:tcPr/>
-          <w:p>
-            <w:pPr>
-              <w:pStyle w:val="Compact"/>
-              <w:jc w:val="center"/>
-            </w:pPr>
-            <w:r>
-              <w:rPr>
-                <w:rFonts w:hint="eastAsia" w:ascii="Times New Roman" w:hAnsi="Times New Roman" w:eastAsia="FangSong" w:cs="Times New Roman"/>
-              </w:rPr>
-              <w:t xml:space="preserve">由</w:t>
-            </w:r>
-            <w:r>
-              <w:rPr>
-                <w:rFonts w:ascii="Times New Roman" w:hAnsi="Times New Roman" w:eastAsia="Times New Roman" w:cs="Times New Roman"/>
-              </w:rPr>
-              <w:t xml:space="preserve"> Boltzmann </w:t>
-            </w:r>
-            <w:r>
-              <w:rPr>
-                <w:rFonts w:hint="eastAsia" w:ascii="Times New Roman" w:hAnsi="Times New Roman" w:eastAsia="FangSong" w:cs="Times New Roman"/>
-              </w:rPr>
-              <w:t>分布建立微观状态数与宏观熵的联系</w:t>
-            </w:r>
-            <w:r>
-              <w:rPr>
-                <w:rFonts w:hint="eastAsia" w:ascii="Times New Roman" w:hAnsi="Times New Roman" w:eastAsia="Times New Roman" w:cs="Times New Roman"/>
-              </w:rPr>
-              <w:t>，</w:t>
-            </w:r>
-            <w:r>
-              <w:rPr>
-                <w:rFonts w:hint="eastAsia" w:ascii="Times New Roman" w:hAnsi="Times New Roman" w:eastAsia="FangSong" w:cs="Times New Roman"/>
-              </w:rPr>
-              <w:t>按平动</w:t>
-            </w:r>
-            <w:r>
-              <w:rPr>
-                <w:rFonts w:hint="eastAsia" w:ascii="Times New Roman" w:hAnsi="Times New Roman" w:eastAsia="Times New Roman" w:cs="Times New Roman"/>
-              </w:rPr>
-              <w:t>／</w:t>
-            </w:r>
-            <w:r>
-              <w:rPr>
-                <w:rFonts w:hint="eastAsia" w:ascii="Times New Roman" w:hAnsi="Times New Roman" w:eastAsia="FangSong" w:cs="Times New Roman"/>
-              </w:rPr>
-              <w:t>转动</w:t>
-            </w:r>
-            <w:r>
-              <w:rPr>
-                <w:rFonts w:hint="eastAsia" w:ascii="Times New Roman" w:hAnsi="Times New Roman" w:eastAsia="Times New Roman" w:cs="Times New Roman"/>
-              </w:rPr>
-              <w:t>／</w:t>
-            </w:r>
-            <w:r>
-              <w:rPr>
-                <w:rFonts w:hint="eastAsia" w:ascii="Times New Roman" w:hAnsi="Times New Roman" w:eastAsia="FangSong" w:cs="Times New Roman"/>
-              </w:rPr>
-              <w:t>振动解耦分子配分函数</w:t>
-            </w:r>
-          </w:p>
-        </w:tc>
-      </w:tr>
-      <w:tr>
-        <w:tc>
-          <w:tcPr/>
-          <w:p>
-            <w:pPr>
-              <w:pStyle w:val="Compact"/>
-              <w:jc w:val="center"/>
-            </w:pPr>
-            <w:r>
-              <w:rPr>
-                <w:rFonts w:hint="eastAsia" w:ascii="Times New Roman" w:hAnsi="Times New Roman" w:eastAsia="FangSong" w:cs="Times New Roman"/>
-              </w:rPr>
-              <w:t>决赛</w:t>
-            </w:r>
-            <w:r>
-              <w:rPr>
-                <w:rFonts w:hint="eastAsia" w:ascii="Times New Roman" w:hAnsi="Times New Roman" w:eastAsia="Times New Roman" w:cs="Times New Roman"/>
-              </w:rPr>
-              <w:t>04</w:t>
-            </w:r>
-            <w:r>
-              <w:rPr>
-                <w:rFonts w:ascii="Times New Roman" w:hAnsi="Times New Roman" w:eastAsia="Times New Roman" w:cs="Times New Roman"/>
-              </w:rPr>
-              <w:t xml:space="preserve"> </w:t>
-            </w:r>
-            <w:r>
-              <w:rPr>
-                <w:rFonts w:hint="eastAsia" w:ascii="Times New Roman" w:hAnsi="Times New Roman" w:eastAsia="FangSong" w:cs="Times New Roman"/>
-              </w:rPr>
-              <w:t xml:space="preserve">热力学</w:t>
-            </w:r>
-            <w:r>
-              <w:rPr>
-                <w:rFonts w:ascii="Times New Roman" w:hAnsi="Times New Roman" w:eastAsia="Times New Roman" w:cs="Times New Roman"/>
-              </w:rPr>
-              <w:t xml:space="preserve"> · </w:t>
-            </w:r>
-            <w:r>
-              <w:rPr>
-                <w:rFonts w:hint="eastAsia" w:ascii="Times New Roman" w:hAnsi="Times New Roman" w:eastAsia="FangSong" w:cs="Times New Roman"/>
-              </w:rPr>
-              <w:t xml:space="preserve">配分函数桥接宏观量</w:t>
-            </w:r>
-          </w:p>
-        </w:tc>
-        <w:tc>
-          <w:tcPr/>
-          <w:p>
-            <w:pPr>
-              <w:pStyle w:val="Compact"/>
-              <w:jc w:val="center"/>
-            </w:pPr>
-            <w:r>
-              <w:rPr>
-                <w:rFonts w:hint="eastAsia" w:ascii="Times New Roman" w:hAnsi="Times New Roman" w:eastAsia="FangSong" w:cs="Times New Roman"/>
-              </w:rPr>
-              <w:t xml:space="preserve">由分子配分函数计算</w:t>
-            </w:r>
-            <w:r>
-              <w:rPr>
-                <w:rFonts w:ascii="Times New Roman" w:hAnsi="Times New Roman" w:eastAsia="Times New Roman" w:cs="Times New Roman"/>
-              </w:rPr>
-              <w:t xml:space="preserve"> </w:t>
-            </w:r>
-            <m:oMath>
-              <m:r>
-                <m:t>U</m:t>
-              </m:r>
-            </m:oMath>
-            <w:r>
-              <w:rPr>
-                <w:rFonts w:ascii="Times New Roman" w:hAnsi="Times New Roman" w:eastAsia="Times New Roman" w:cs="Times New Roman"/>
-              </w:rPr>
-              <w:t xml:space="preserve">、</w:t>
-            </w:r>
-            <m:oMath>
-              <m:r>
-                <m:t>H</m:t>
-              </m:r>
-            </m:oMath>
-            <w:r>
-              <w:rPr>
-                <w:rFonts w:ascii="Times New Roman" w:hAnsi="Times New Roman" w:eastAsia="Times New Roman" w:cs="Times New Roman"/>
-              </w:rPr>
-              <w:t xml:space="preserve">、</w:t>
-            </w:r>
-            <m:oMath>
-              <m:r>
-                <m:t>S</m:t>
-              </m:r>
-            </m:oMath>
-            <w:r>
-              <w:rPr>
-                <w:rFonts w:ascii="Times New Roman" w:hAnsi="Times New Roman" w:eastAsia="Times New Roman" w:cs="Times New Roman"/>
-              </w:rPr>
-              <w:t xml:space="preserve">、</w:t>
-            </w:r>
-            <m:oMath>
-              <m:sSub>
-                <m:e>
-                  <m:r>
-                    <m:t>C</m:t>
-                  </m:r>
-                </m:e>
-                <m:sub>
-                  <m:r>
-                    <m:t>V</m:t>
-                  </m:r>
-                </m:sub>
-              </m:sSub>
-            </m:oMath>
-            <w:r>
-              <w:rPr>
-                <w:rFonts w:ascii="Times New Roman" w:hAnsi="Times New Roman" w:eastAsia="Times New Roman" w:cs="Times New Roman"/>
-              </w:rPr>
-              <w:t xml:space="preserve"> </w:t>
-            </w:r>
-            <w:r>
-              <w:rPr>
-                <w:rFonts w:hint="eastAsia" w:ascii="Times New Roman" w:hAnsi="Times New Roman" w:eastAsia="FangSong" w:cs="Times New Roman"/>
-              </w:rPr>
-              <w:t xml:space="preserve">与标准平衡常数</w:t>
-            </w:r>
-          </w:p>
-        </w:tc>
-      </w:tr>
-    </w:tbl>
-    <w:bookmarkEnd w:id="9"/>
-    <w:bookmarkStart w:id="13" w:name="热力学四大基本方程与-legendre-变换"/>
+    <w:bookmarkStart w:id="12" w:name="热力学四大基本方程与-legendre-变换"/>
     <w:p>
       <w:pPr>
         <w:pStyle w:val="Heading2"/>
@@ -6172,18 +5269,18 @@
           <wp:inline>
             <wp:extent cx="2667000" cy="2041722"/>
             <wp:effectExtent b="0" l="0" r="0" t="0"/>
-            <wp:docPr descr="" title="" id="11" name="Picture"/>
+            <wp:docPr descr="" title="" id="10" name="Picture"/>
             <a:graphic>
               <a:graphicData uri="http://schemas.openxmlformats.org/drawingml/2006/picture">
                 <pic:pic>
                   <pic:nvPicPr>
-                    <pic:cNvPr descr="5a259a1a2556c1039502504d17ef6c4b671b5e842a75bff80ad1532cec23af54.jpg" id="12" name="Picture"/>
+                    <pic:cNvPr descr="5a259a1a2556c1039502504d17ef6c4b671b5e842a75bff80ad1532cec23af54.jpg" id="11" name="Picture"/>
                     <pic:cNvPicPr>
                       <a:picLocks noChangeArrowheads="1" noChangeAspect="1"/>
                     </pic:cNvPicPr>
                   </pic:nvPicPr>
                   <pic:blipFill>
-                    <a:blip r:embed="rId10"/>
+                    <a:blip r:embed="rId9"/>
                     <a:stretch>
                       <a:fillRect/>
                     </a:stretch>
@@ -7032,8 +6129,8 @@
         </w:pict>
       </w:r>
     </w:p>
-    <w:bookmarkEnd w:id="13"/>
-    <w:bookmarkStart w:id="14" w:name="maxwell-关系式与偏导数变换艺术"/>
+    <w:bookmarkEnd w:id="12"/>
+    <w:bookmarkStart w:id="13" w:name="maxwell-关系式与偏导数变换艺术"/>
     <w:p>
       <w:pPr>
         <w:pStyle w:val="Heading2"/>
@@ -14448,8 +13545,8 @@
         </w:pict>
       </w:r>
     </w:p>
-    <w:bookmarkEnd w:id="14"/>
-    <w:bookmarkStart w:id="15" w:name="宏观热力学响应函数与节流效应"/>
+    <w:bookmarkEnd w:id="13"/>
+    <w:bookmarkStart w:id="14" w:name="宏观热力学响应函数与节流效应"/>
     <w:p>
       <w:pPr>
         <w:pStyle w:val="Heading2"/>
@@ -21090,8 +20187,8 @@
         </w:pict>
       </w:r>
     </w:p>
-    <w:bookmarkEnd w:id="15"/>
-    <w:bookmarkStart w:id="19" w:name="gibbs-helmholtz-方程与变温化学平衡"/>
+    <w:bookmarkEnd w:id="14"/>
+    <w:bookmarkStart w:id="18" w:name="gibbs-helmholtz-方程与变温化学平衡"/>
     <w:p>
       <w:pPr>
         <w:pStyle w:val="Heading2"/>
@@ -24804,18 +23901,18 @@
           <wp:inline>
             <wp:extent cx="2667000" cy="2615213"/>
             <wp:effectExtent b="0" l="0" r="0" t="0"/>
-            <wp:docPr descr="" title="" id="17" name="Picture"/>
+            <wp:docPr descr="" title="" id="16" name="Picture"/>
             <a:graphic>
               <a:graphicData uri="http://schemas.openxmlformats.org/drawingml/2006/picture">
                 <pic:pic>
                   <pic:nvPicPr>
-                    <pic:cNvPr descr="da7ca24ace5670e0e1a89107a8740153e92416b9a06f0e6972905441e274473a.jpg" id="18" name="Picture"/>
+                    <pic:cNvPr descr="da7ca24ace5670e0e1a89107a8740153e92416b9a06f0e6972905441e274473a.jpg" id="17" name="Picture"/>
                     <pic:cNvPicPr>
                       <a:picLocks noChangeArrowheads="1" noChangeAspect="1"/>
                     </pic:cNvPicPr>
                   </pic:nvPicPr>
                   <pic:blipFill>
-                    <a:blip r:embed="rId16"/>
+                    <a:blip r:embed="rId15"/>
                     <a:stretch>
                       <a:fillRect/>
                     </a:stretch>
@@ -26288,8 +25385,8 @@
         </w:pict>
       </w:r>
     </w:p>
-    <w:bookmarkEnd w:id="19"/>
-    <w:bookmarkStart w:id="23" w:name="boltzmann-分布微观推导链与配分函数母机"/>
+    <w:bookmarkEnd w:id="18"/>
+    <w:bookmarkStart w:id="22" w:name="boltzmann-分布微观推导链与配分函数母机"/>
     <w:p>
       <w:pPr>
         <w:pStyle w:val="Heading2"/>
@@ -31469,18 +30566,18 @@
           <wp:inline>
             <wp:extent cx="2667000" cy="1622460"/>
             <wp:effectExtent b="0" l="0" r="0" t="0"/>
-            <wp:docPr descr="" title="" id="21" name="Picture"/>
+            <wp:docPr descr="" title="" id="20" name="Picture"/>
             <a:graphic>
               <a:graphicData uri="http://schemas.openxmlformats.org/drawingml/2006/picture">
                 <pic:pic>
                   <pic:nvPicPr>
-                    <pic:cNvPr descr="e2dca534a248ed1c527ac74194db3316cc7c0f127946784a3e731f8b0e6fe649.jpg" id="22" name="Picture"/>
+                    <pic:cNvPr descr="e2dca534a248ed1c527ac74194db3316cc7c0f127946784a3e731f8b0e6fe649.jpg" id="21" name="Picture"/>
                     <pic:cNvPicPr>
                       <a:picLocks noChangeArrowheads="1" noChangeAspect="1"/>
                     </pic:cNvPicPr>
                   </pic:nvPicPr>
                   <pic:blipFill>
-                    <a:blip r:embed="rId20"/>
+                    <a:blip r:embed="rId19"/>
                     <a:stretch>
                       <a:fillRect/>
                     </a:stretch>
@@ -32112,8 +31209,8 @@
         </w:pict>
       </w:r>
     </w:p>
-    <w:bookmarkEnd w:id="23"/>
-    <w:bookmarkStart w:id="27" w:name="分子配分函数的微观解耦与各模式展开"/>
+    <w:bookmarkEnd w:id="22"/>
+    <w:bookmarkStart w:id="26" w:name="分子配分函数的微观解耦与各模式展开"/>
     <w:p>
       <w:pPr>
         <w:pStyle w:val="Heading2"/>
@@ -38088,18 +37185,18 @@
           <wp:inline>
             <wp:extent cx="2667000" cy="1542676"/>
             <wp:effectExtent b="0" l="0" r="0" t="0"/>
-            <wp:docPr descr="" title="" id="25" name="Picture"/>
+            <wp:docPr descr="" title="" id="24" name="Picture"/>
             <a:graphic>
               <a:graphicData uri="http://schemas.openxmlformats.org/drawingml/2006/picture">
                 <pic:pic>
                   <pic:nvPicPr>
-                    <pic:cNvPr descr="45d5e5f3be2bb30bea78ad397179f9243c7f890aa8a057b2cef13d11c29280a3.jpg" id="26" name="Picture"/>
+                    <pic:cNvPr descr="45d5e5f3be2bb30bea78ad397179f9243c7f890aa8a057b2cef13d11c29280a3.jpg" id="25" name="Picture"/>
                     <pic:cNvPicPr>
                       <a:picLocks noChangeArrowheads="1" noChangeAspect="1"/>
                     </pic:cNvPicPr>
                   </pic:nvPicPr>
                   <pic:blipFill>
-                    <a:blip r:embed="rId24"/>
+                    <a:blip r:embed="rId23"/>
                     <a:stretch>
                       <a:fillRect/>
                     </a:stretch>
@@ -39205,8 +38302,8 @@
         </w:pict>
       </w:r>
     </w:p>
-    <w:bookmarkEnd w:id="27"/>
-    <w:bookmarkStart w:id="28" w:name="从分子配分函数桥接宏观热力学量"/>
+    <w:bookmarkEnd w:id="26"/>
+    <w:bookmarkStart w:id="27" w:name="从分子配分函数桥接宏观热力学量"/>
     <w:p>
       <w:pPr>
         <w:pStyle w:val="Heading2"/>
@@ -43553,8 +42650,8 @@
         </w:pict>
       </w:r>
     </w:p>
-    <w:bookmarkEnd w:id="28"/>
-    <w:bookmarkStart w:id="32" w:name="统计热力学的核心应用与微观图像"/>
+    <w:bookmarkEnd w:id="27"/>
+    <w:bookmarkStart w:id="31" w:name="统计热力学的核心应用与微观图像"/>
     <w:p>
       <w:pPr>
         <w:pStyle w:val="Heading2"/>
@@ -49759,18 +48856,18 @@
           <wp:inline>
             <wp:extent cx="2667000" cy="1594747"/>
             <wp:effectExtent b="0" l="0" r="0" t="0"/>
-            <wp:docPr descr="" title="" id="30" name="Picture"/>
+            <wp:docPr descr="" title="" id="29" name="Picture"/>
             <a:graphic>
               <a:graphicData uri="http://schemas.openxmlformats.org/drawingml/2006/picture">
                 <pic:pic>
                   <pic:nvPicPr>
-                    <pic:cNvPr descr="8f91fe544c7e81773b7e8044a60152cbb3c4389ce5678904c96d300bb70373ff.jpg" id="31" name="Picture"/>
+                    <pic:cNvPr descr="8f91fe544c7e81773b7e8044a60152cbb3c4389ce5678904c96d300bb70373ff.jpg" id="30" name="Picture"/>
                     <pic:cNvPicPr>
                       <a:picLocks noChangeArrowheads="1" noChangeAspect="1"/>
                     </pic:cNvPicPr>
                   </pic:nvPicPr>
                   <pic:blipFill>
-                    <a:blip r:embed="rId29"/>
+                    <a:blip r:embed="rId28"/>
                     <a:stretch>
                       <a:fillRect/>
                     </a:stretch>
@@ -50727,8 +49824,8 @@
         </w:pict>
       </w:r>
     </w:p>
-    <w:bookmarkEnd w:id="32"/>
-    <w:bookmarkStart w:id="33" w:name="经典示范例题"/>
+    <w:bookmarkEnd w:id="31"/>
+    <w:bookmarkStart w:id="32" w:name="经典示范例题"/>
     <w:p>
       <w:pPr>
         <w:pStyle w:val="Heading2"/>
@@ -53411,8 +52508,8 @@
         <w:pStyle w:val="BodyText"/>
       </w:pPr>
     </w:p>
-    <w:bookmarkEnd w:id="33"/>
-    <w:bookmarkStart w:id="37" w:name="竞赛思考强化题与微观机理精解"/>
+    <w:bookmarkEnd w:id="32"/>
+    <w:bookmarkStart w:id="36" w:name="课后习题"/>
     <w:p>
       <w:pPr>
         <w:pStyle w:val="Heading2"/>
@@ -53428,316 +52525,12 @@
         <w:rPr>
           <w:rFonts w:hint="eastAsia" w:ascii="Times New Roman" w:hAnsi="Times New Roman" w:eastAsia="SimHei" w:cs="Times New Roman"/>
         </w:rPr>
-        <w:t xml:space="preserve">竞赛思考强化题与微观机理精解</w:t>
+        <w:t xml:space="preserve">课后习题</w:t>
       </w:r>
     </w:p>
     <w:p>
       <w:pPr>
         <w:pStyle w:val="FirstParagraph"/>
-        <w:ind w:firstLine="420"/>
-      </w:pPr>
-      <w:r>
-        <w:rPr>
-          <w:rFonts w:hint="eastAsia" w:ascii="Times New Roman" w:hAnsi="Times New Roman" w:eastAsia="FangSong" w:cs="Times New Roman"/>
-        </w:rPr>
-        <w:t xml:space="preserve">本组</w:t>
-      </w:r>
-      <w:r>
-        <w:rPr>
-          <w:rFonts w:ascii="Times New Roman" w:hAnsi="Times New Roman" w:eastAsia="Times New Roman" w:cs="Times New Roman"/>
-        </w:rPr>
-        <w:t xml:space="preserve"> 11 </w:t>
-      </w:r>
-      <w:r>
-        <w:rPr>
-          <w:rFonts w:hint="eastAsia" w:ascii="Times New Roman" w:hAnsi="Times New Roman" w:eastAsia="FangSong" w:cs="Times New Roman"/>
-        </w:rPr>
-        <w:t>题全部取自题库</w:t>
-      </w:r>
-      <w:r>
-        <w:rPr>
-          <w:rFonts w:hint="eastAsia" w:ascii="Times New Roman" w:hAnsi="Times New Roman" w:eastAsia="Times New Roman" w:cs="Times New Roman"/>
-        </w:rPr>
-        <w:t>，</w:t>
-      </w:r>
-      <w:r>
-        <w:rPr>
-          <w:rFonts w:hint="eastAsia" w:ascii="Times New Roman" w:hAnsi="Times New Roman" w:eastAsia="FangSong" w:cs="Times New Roman"/>
-        </w:rPr>
-        <w:t>覆盖熵的状态函数性与微观状态数判据</w:t>
-      </w:r>
-      <w:r>
-        <w:rPr>
-          <w:rFonts w:hint="eastAsia" w:ascii="Times New Roman" w:hAnsi="Times New Roman" w:eastAsia="Times New Roman" w:cs="Times New Roman"/>
-        </w:rPr>
-        <w:t>、</w:t>
-      </w:r>
-      <m:oMath>
-        <m:sSub>
-          <m:e>
-            <m:r>
-              <m:rPr>
-                <m:sty m:val="p"/>
-              </m:rPr>
-              <m:t>Δ</m:t>
-            </m:r>
-          </m:e>
-          <m:sub>
-            <m:r>
-              <m:rPr>
-                <m:sty m:val="p"/>
-              </m:rPr>
-              <m:t>r</m:t>
-            </m:r>
-          </m:sub>
-        </m:sSub>
-        <m:sSup>
-          <m:e>
-            <m:r>
-              <m:t>G</m:t>
-            </m:r>
-          </m:e>
-          <m:sup>
-            <m:r>
-              <m:rPr>
-                <m:sty m:val="p"/>
-              </m:rPr>
-              <m:t>⊖</m:t>
-            </m:r>
-          </m:sup>
-        </m:sSup>
-      </m:oMath>
-      <w:r>
-        <w:rPr>
-          <w:rFonts w:ascii="Times New Roman" w:hAnsi="Times New Roman" w:eastAsia="Times New Roman" w:cs="Times New Roman"/>
-        </w:rPr>
-        <w:t xml:space="preserve">—</w:t>
-      </w:r>
-      <m:oMath>
-        <m:sSup>
-          <m:e>
-            <m:r>
-              <m:t>K</m:t>
-            </m:r>
-          </m:e>
-          <m:sup>
-            <m:r>
-              <m:rPr>
-                <m:sty m:val="p"/>
-              </m:rPr>
-              <m:t>⊖</m:t>
-            </m:r>
-          </m:sup>
-        </m:sSup>
-      </m:oMath>
-      <w:r>
-        <w:rPr>
-          <w:rFonts w:ascii="Times New Roman" w:hAnsi="Times New Roman" w:eastAsia="Times New Roman" w:cs="Times New Roman"/>
-        </w:rPr>
-        <w:t xml:space="preserve"> </w:t>
-      </w:r>
-      <w:r>
-        <w:rPr>
-          <w:rFonts w:hint="eastAsia" w:ascii="Times New Roman" w:hAnsi="Times New Roman" w:eastAsia="FangSong" w:cs="Times New Roman"/>
-        </w:rPr>
-        <w:t>互算与多重平衡耦合</w:t>
-      </w:r>
-      <w:r>
-        <w:rPr>
-          <w:rFonts w:hint="eastAsia" w:ascii="Times New Roman" w:hAnsi="Times New Roman" w:eastAsia="Times New Roman" w:cs="Times New Roman"/>
-        </w:rPr>
-        <w:t>、Gibbs-Helmholtz</w:t>
-      </w:r>
-      <w:r>
-        <w:rPr>
-          <w:rFonts w:ascii="Times New Roman" w:hAnsi="Times New Roman" w:eastAsia="Times New Roman" w:cs="Times New Roman"/>
-        </w:rPr>
-        <w:t xml:space="preserve"> </w:t>
-      </w:r>
-      <w:r>
-        <w:rPr>
-          <w:rFonts w:hint="eastAsia" w:ascii="Times New Roman" w:hAnsi="Times New Roman" w:eastAsia="FangSong" w:cs="Times New Roman"/>
-        </w:rPr>
-        <w:t xml:space="preserve">方程与相变温度的</w:t>
-      </w:r>
-      <w:r>
-        <w:rPr>
-          <w:rFonts w:ascii="Times New Roman" w:hAnsi="Times New Roman" w:eastAsia="Times New Roman" w:cs="Times New Roman"/>
-        </w:rPr>
-        <w:t xml:space="preserve"> </w:t>
-      </w:r>
-      <m:oMath>
-        <m:r>
-          <m:rPr>
-            <m:sty m:val="p"/>
-          </m:rPr>
-          <m:t>Δ</m:t>
-        </m:r>
-        <m:r>
-          <m:t>G</m:t>
-        </m:r>
-        <m:r>
-          <m:rPr>
-            <m:sty m:val="p"/>
-          </m:rPr>
-          <m:t>=</m:t>
-        </m:r>
-        <m:r>
-          <m:t>0</m:t>
-        </m:r>
-      </m:oMath>
-      <w:r>
-        <w:rPr>
-          <w:rFonts w:ascii="Times New Roman" w:hAnsi="Times New Roman" w:eastAsia="Times New Roman" w:cs="Times New Roman"/>
-        </w:rPr>
-        <w:t xml:space="preserve"> </w:t>
-      </w:r>
-      <w:r>
-        <w:rPr>
-          <w:rFonts w:hint="eastAsia" w:ascii="Times New Roman" w:hAnsi="Times New Roman" w:eastAsia="FangSong" w:cs="Times New Roman"/>
-        </w:rPr>
-        <w:t>判据</w:t>
-      </w:r>
-      <w:r>
-        <w:rPr>
-          <w:rFonts w:hint="eastAsia" w:ascii="Times New Roman" w:hAnsi="Times New Roman" w:eastAsia="Times New Roman" w:cs="Times New Roman"/>
-        </w:rPr>
-        <w:t>、</w:t>
-      </w:r>
-      <m:oMath>
-        <m:sSub>
-          <m:e>
-            <m:r>
-              <m:rPr>
-                <m:sty m:val="p"/>
-              </m:rPr>
-              <m:t>Δ</m:t>
-            </m:r>
-          </m:e>
-          <m:sub>
-            <m:r>
-              <m:rPr>
-                <m:sty m:val="p"/>
-              </m:rPr>
-              <m:t>r</m:t>
-            </m:r>
-          </m:sub>
-        </m:sSub>
-        <m:sSub>
-          <m:e>
-            <m:r>
-              <m:t>G</m:t>
-            </m:r>
-          </m:e>
-          <m:sub>
-            <m:r>
-              <m:rPr>
-                <m:sty m:val="p"/>
-              </m:rPr>
-              <m:t>m</m:t>
-            </m:r>
-          </m:sub>
-        </m:sSub>
-      </m:oMath>
-      <w:r>
-        <w:rPr>
-          <w:rFonts w:ascii="Times New Roman" w:hAnsi="Times New Roman" w:eastAsia="Times New Roman" w:cs="Times New Roman"/>
-        </w:rPr>
-        <w:t xml:space="preserve">—</w:t>
-      </w:r>
-      <m:oMath>
-        <m:r>
-          <m:t>T</m:t>
-        </m:r>
-      </m:oMath>
-      <w:r>
-        <w:rPr>
-          <w:rFonts w:ascii="Times New Roman" w:hAnsi="Times New Roman" w:eastAsia="Times New Roman" w:cs="Times New Roman"/>
-        </w:rPr>
-        <w:t xml:space="preserve"> </w:t>
-      </w:r>
-      <w:r>
-        <w:rPr>
-          <w:rFonts w:hint="eastAsia" w:ascii="Times New Roman" w:hAnsi="Times New Roman" w:eastAsia="FangSong" w:cs="Times New Roman"/>
-        </w:rPr>
-        <w:t>图线判据</w:t>
-      </w:r>
-      <w:r>
-        <w:rPr>
-          <w:rFonts w:hint="eastAsia" w:ascii="Times New Roman" w:hAnsi="Times New Roman" w:eastAsia="Times New Roman" w:cs="Times New Roman"/>
-        </w:rPr>
-        <w:t>、van’t</w:t>
-      </w:r>
-      <w:r>
-        <w:rPr>
-          <w:rFonts w:ascii="Times New Roman" w:hAnsi="Times New Roman" w:eastAsia="Times New Roman" w:cs="Times New Roman"/>
-        </w:rPr>
-        <w:t xml:space="preserve"> Hoff </w:t>
-      </w:r>
-      <w:r>
-        <w:rPr>
-          <w:rFonts w:hint="eastAsia" w:ascii="Times New Roman" w:hAnsi="Times New Roman" w:eastAsia="FangSong" w:cs="Times New Roman"/>
-        </w:rPr>
-        <w:t>等温式与平衡常数组合关系等本讲核心考点</w:t>
-      </w:r>
-      <w:r>
-        <w:rPr>
-          <w:rFonts w:hint="eastAsia" w:ascii="Times New Roman" w:hAnsi="Times New Roman" w:eastAsia="Times New Roman" w:cs="Times New Roman"/>
-        </w:rPr>
-        <w:t>。</w:t>
-      </w:r>
-      <w:r>
-        <w:rPr>
-          <w:rFonts w:hint="eastAsia" w:ascii="Times New Roman" w:hAnsi="Times New Roman" w:eastAsia="FangSong" w:cs="Times New Roman"/>
-        </w:rPr>
-        <w:t>本讲在竞赛考纲中属决赛深化内容</w:t>
-      </w:r>
-      <w:r>
-        <w:rPr>
-          <w:rFonts w:hint="eastAsia" w:ascii="Times New Roman" w:hAnsi="Times New Roman" w:eastAsia="Times New Roman" w:cs="Times New Roman"/>
-        </w:rPr>
-        <w:t>，</w:t>
-      </w:r>
-      <w:r>
-        <w:rPr>
-          <w:rFonts w:hint="eastAsia" w:ascii="Times New Roman" w:hAnsi="Times New Roman" w:eastAsia="FangSong" w:cs="Times New Roman"/>
-        </w:rPr>
-        <w:t>题库内可直接组入的合规题卡有限</w:t>
-      </w:r>
-      <w:r>
-        <w:rPr>
-          <w:rFonts w:hint="eastAsia" w:ascii="Times New Roman" w:hAnsi="Times New Roman" w:eastAsia="Times New Roman" w:cs="Times New Roman"/>
-        </w:rPr>
-        <w:t>，</w:t>
-      </w:r>
-      <w:r>
-        <w:rPr>
-          <w:rFonts w:hint="eastAsia" w:ascii="Times New Roman" w:hAnsi="Times New Roman" w:eastAsia="FangSong" w:cs="Times New Roman"/>
-        </w:rPr>
-        <w:t>故练习区按实际可用题源收编</w:t>
-      </w:r>
-      <w:r>
-        <w:rPr>
-          <w:rFonts w:hint="eastAsia" w:ascii="Times New Roman" w:hAnsi="Times New Roman" w:eastAsia="Times New Roman" w:cs="Times New Roman"/>
-        </w:rPr>
-        <w:t>，</w:t>
-      </w:r>
-      <w:r>
-        <w:rPr>
-          <w:rFonts w:hint="eastAsia" w:ascii="Times New Roman" w:hAnsi="Times New Roman" w:eastAsia="FangSong" w:cs="Times New Roman"/>
-        </w:rPr>
-        <w:t>不另补自编题</w:t>
-      </w:r>
-      <w:r>
-        <w:rPr>
-          <w:rFonts w:hint="eastAsia" w:ascii="Times New Roman" w:hAnsi="Times New Roman" w:eastAsia="Times New Roman" w:cs="Times New Roman"/>
-        </w:rPr>
-        <w:t>。</w:t>
-      </w:r>
-    </w:p>
-    <w:p>
-      <w:pPr>
-        <w:pStyle w:val="BodyText"/>
         <w:ind w:firstLine="420"/>
       </w:pPr>
       <w:r>
@@ -56382,18 +55175,18 @@
           <wp:inline>
             <wp:extent cx="2667000" cy="2252240"/>
             <wp:effectExtent b="0" l="0" r="0" t="0"/>
-            <wp:docPr descr="" title="" id="35" name="Picture"/>
+            <wp:docPr descr="" title="" id="34" name="Picture"/>
             <a:graphic>
               <a:graphicData uri="http://schemas.openxmlformats.org/drawingml/2006/picture">
                 <pic:pic>
                   <pic:nvPicPr>
-                    <pic:cNvPr descr="26e110c6a209dabae3e7c446e945b7946b5d07dd066882866dbeabbc7671981c.jpg" id="36" name="Picture"/>
+                    <pic:cNvPr descr="26e110c6a209dabae3e7c446e945b7946b5d07dd066882866dbeabbc7671981c.jpg" id="35" name="Picture"/>
                     <pic:cNvPicPr>
                       <a:picLocks noChangeArrowheads="1" noChangeAspect="1"/>
                     </pic:cNvPicPr>
                   </pic:nvPicPr>
                   <pic:blipFill>
-                    <a:blip r:embed="rId34"/>
+                    <a:blip r:embed="rId33"/>
                     <a:stretch>
                       <a:fillRect/>
                     </a:stretch>
@@ -58061,9 +56854,9 @@
         <w:pStyle w:val="FirstParagraph"/>
       </w:pPr>
     </w:p>
-    <w:bookmarkEnd w:id="37"/>
+    <w:bookmarkEnd w:id="36"/>
     <w:sectPr>
-      <w:footerReference w:type="default" r:id="rId9"/>
+      <w:footerReference w:type="default" r:id="rId10"/>
       <w:footnotePr>
         <w:numRestart w:val="eachSect"/>
       </w:footnotePr>

--- a/06-学生侧材料/讲义/学生专用版/3-物理化学/统计热力学与Maxwell关系-超级充实版（学生专用版）.docx
+++ b/06-学生侧材料/讲义/学生专用版/3-物理化学/统计热力学与Maxwell关系-超级充实版（学生专用版）.docx
@@ -468,7 +468,7 @@
         <w:rPr>
           <w:rFonts w:hint="eastAsia" w:ascii="Times New Roman" w:hAnsi="Times New Roman" w:eastAsia="FangSong" w:cs="Times New Roman"/>
         </w:rPr>
-        <w:t>内能方程具有极其精微的物理诠释</w:t>
+        <w:t>内能方程具有精微的物理诠释</w:t>
       </w:r>
       <w:r>
         <w:rPr>
@@ -6368,7 +6368,7 @@
         <w:rPr>
           <w:rFonts w:hint="eastAsia" w:ascii="Times New Roman" w:hAnsi="Times New Roman" w:eastAsia="FangSong" w:cs="Times New Roman"/>
         </w:rPr>
-        <w:t>即催生了热力学中极为深刻且威力强大的四大</w:t>
+        <w:t>即催生了热力学中深刻且威力强大的四大</w:t>
       </w:r>
       <w:r>
         <w:rPr>
@@ -13370,7 +13370,7 @@
         <w:rPr>
           <w:rFonts w:hint="eastAsia" w:ascii="Times New Roman" w:hAnsi="Times New Roman" w:eastAsia="FangSong" w:cs="Times New Roman"/>
         </w:rPr>
-        <w:t>这一结果极其优美地揭示了分子间引力的微观本质</w:t>
+        <w:t>这一结果优美地揭示了分子间引力的微观本质</w:t>
       </w:r>
       <w:r>
         <w:rPr>
@@ -16980,7 +16980,7 @@
         <w:rPr>
           <w:rFonts w:hint="eastAsia" w:ascii="Times New Roman" w:hAnsi="Times New Roman" w:eastAsia="FangSong" w:cs="Times New Roman"/>
         </w:rPr>
-        <w:t>该公式具有极为深远的热力学哲学意义</w:t>
+        <w:t>该公式具有深远的热力学哲学意义</w:t>
       </w:r>
       <w:r>
         <w:rPr>
@@ -31250,7 +31250,7 @@
         <w:rPr>
           <w:rFonts w:hint="eastAsia" w:ascii="Times New Roman" w:hAnsi="Times New Roman" w:eastAsia="FangSong" w:cs="Times New Roman"/>
         </w:rPr>
-        <w:t>单分子的微观运动状态极其复杂</w:t>
+        <w:t>单分子的微观运动状态复杂</w:t>
       </w:r>
       <w:r>
         <w:rPr>
@@ -32375,7 +32375,7 @@
         <w:rPr>
           <w:rFonts w:hint="eastAsia" w:ascii="Times New Roman" w:hAnsi="Times New Roman" w:eastAsia="FangSong" w:cs="Times New Roman"/>
         </w:rPr>
-        <w:t>相邻能级间隔极其微小</w:t>
+        <w:t>相邻能级间隔微小</w:t>
       </w:r>
       <w:r>
         <w:rPr>
@@ -32490,7 +32490,7 @@
         <w:rPr>
           <w:rFonts w:hint="eastAsia" w:ascii="Times New Roman" w:hAnsi="Times New Roman" w:eastAsia="FangSong" w:cs="Times New Roman"/>
         </w:rPr>
-        <w:t>分立求和可极其精确地转变为连续积分</w:t>
+        <w:t>分立求和可精确地转变为连续积分</w:t>
       </w:r>
       <w:r>
         <w:rPr>
@@ -33181,7 +33181,7 @@
         <w:rPr>
           <w:rFonts w:hint="eastAsia" w:ascii="Times New Roman" w:hAnsi="Times New Roman" w:eastAsia="FangSong" w:cs="Times New Roman"/>
         </w:rPr>
-        <w:t>式中引入了极其重要的微观特征尺度</w:t>
+        <w:t>式中引入了重要的微观特征尺度</w:t>
       </w:r>
       <w:r>
         <w:rPr>
@@ -37079,7 +37079,7 @@
         <w:rPr>
           <w:rFonts w:hint="eastAsia" w:ascii="Times New Roman" w:hAnsi="Times New Roman" w:eastAsia="FangSong" w:cs="Times New Roman"/>
         </w:rPr>
-        <w:t>导致分母极度接近</w:t>
+        <w:t>导致分母接近</w:t>
       </w:r>
       <w:r>
         <w:rPr>
@@ -38882,7 +38882,7 @@
         <w:rPr>
           <w:rFonts w:hint="eastAsia" w:ascii="Times New Roman" w:hAnsi="Times New Roman" w:eastAsia="FangSong" w:cs="Times New Roman"/>
         </w:rPr>
-        <w:t>的引入具有极其震撼的历史意义</w:t>
+        <w:t>的引入具有重要的历史意义</w:t>
       </w:r>
       <w:r>
         <w:rPr>
@@ -41377,7 +41377,7 @@
         <w:rPr>
           <w:rFonts w:hint="eastAsia" w:ascii="Times New Roman" w:hAnsi="Times New Roman" w:eastAsia="FangSong" w:cs="Times New Roman"/>
         </w:rPr>
-        <w:t>这是物理化学史上最纯粹的奇迹之一</w:t>
+        <w:t>这是物理化学史上最重要的结果之一</w:t>
       </w:r>
       <w:r>
         <w:rPr>
@@ -44110,7 +44110,7 @@
         <w:rPr>
           <w:rFonts w:hint="eastAsia" w:ascii="Times New Roman" w:hAnsi="Times New Roman" w:eastAsia="FangSong" w:cs="Times New Roman"/>
         </w:rPr>
-        <w:t>该方程在物理学史上占有极其崇高的地位</w:t>
+        <w:t>该方程在物理学史上占有崇高的地位</w:t>
       </w:r>
       <w:r>
         <w:rPr>
@@ -44226,7 +44226,7 @@
         <w:rPr>
           <w:rFonts w:hint="eastAsia" w:ascii="Times New Roman" w:hAnsi="Times New Roman" w:eastAsia="FangSong" w:cs="Times New Roman"/>
         </w:rPr>
-        <w:t>便以惊人的精度直接计算出了气体的热力学第三定律绝对熵</w:t>
+        <w:t>便以显著的精度直接计算出了气体的热力学第三定律绝对熵</w:t>
       </w:r>
       <w:r>
         <w:rPr>
@@ -44250,7 +44250,7 @@
         <w:rPr>
           <w:rFonts w:hint="eastAsia" w:ascii="Times New Roman" w:hAnsi="Times New Roman" w:eastAsia="FangSong" w:cs="Times New Roman"/>
         </w:rPr>
-        <w:t>成为了量子统计物理最辉煌的胜利之一</w:t>
+        <w:t>成为了量子统计物理重要成就</w:t>
       </w:r>
       <w:r>
         <w:rPr>
@@ -45110,7 +45110,7 @@
         <w:rPr>
           <w:rFonts w:hint="eastAsia" w:ascii="Times New Roman" w:hAnsi="Times New Roman" w:eastAsia="FangSong" w:cs="Times New Roman"/>
         </w:rPr>
-        <w:t>排列的晶格静电能差异极度微小</w:t>
+        <w:t>排列的晶格静电能差异微小</w:t>
       </w:r>
       <w:r>
         <w:rPr>

--- a/06-学生侧材料/讲义/学生专用版/3-物理化学/统计热力学与Maxwell关系-超级充实版（学生专用版）.docx
+++ b/06-学生侧材料/讲义/学生专用版/3-物理化学/统计热力学与Maxwell关系-超级充实版（学生专用版）.docx
@@ -5204,6 +5204,7 @@
     <w:p>
       <w:pPr>
         <w:pStyle w:val="BodyText"/>
+        <w:spacing w:after="80"/>
         <w:ind w:firstLine="420"/>
       </w:pPr>
       <w:r>
@@ -5255,97 +5256,152 @@
         <w:t>。</w:t>
       </w:r>
     </w:p>
+    <w:tbl>
+      <w:tblPr>
+        <w:tblStyle w:val="Table"/>
+        <w:tblW w:type="pct" w:w="5000"/>
+        <w:tblLayout w:type="fixed"/>
+        <w:tblLook w:firstRow="1" w:lastRow="0" w:firstColumn="0" w:lastColumn="0" w:noHBand="0" w:noVBand="0" w:val="0020"/>
+        <w:jc w:val="center"/>
+        <w:tblBorders>
+          <w:top w:val="single" w:sz="12" w:space="0" w:color="333333"/>
+          <w:bottom w:val="single" w:sz="12" w:space="0" w:color="333333"/>
+          <w:left w:val="none"/>
+          <w:right w:val="none"/>
+          <w:insideH w:val="none"/>
+          <w:insideV w:val="none"/>
+        </w:tblBorders>
+      </w:tblPr>
+      <w:tblGrid>
+        <w:gridCol w:w="7920"/>
+      </w:tblGrid>
+      <w:tr>
+        <w:trPr>
+          <w:tblHeader w:val="on"/>
+        </w:trPr>
+        <w:tc>
+          <w:tcPr>
+            <w:tcBorders>
+              <w:bottom w:val="single" w:sz="6" w:space="0" w:color="333333"/>
+            </w:tcBorders>
+          </w:tcPr>
+          <w:p>
+            <w:pPr>
+              <w:pStyle w:val="Compact"/>
+              <w:jc w:val="center"/>
+            </w:pPr>
+            <w:r>
+              <w:rPr>
+                <w:rFonts w:hint="eastAsia" w:ascii="Times New Roman" w:hAnsi="Times New Roman" w:eastAsia="SimHei" w:cs="Times New Roman"/>
+                <w:b/>
+              </w:rPr>
+              <w:t xml:space="preserve">热力学特征函数方阵</w:t>
+            </w:r>
+          </w:p>
+        </w:tc>
+      </w:tr>
+      <w:tr>
+        <w:tc>
+          <w:tcPr/>
+          <w:p>
+            <w:pPr>
+              <w:pStyle w:val="Compact"/>
+              <w:jc w:val="center"/>
+            </w:pPr>
+            <w:r>
+              <w:rPr>
+                <w:rFonts w:ascii="Times New Roman" w:hAnsi="Times New Roman" w:eastAsia="Times New Roman" w:cs="Times New Roman"/>
+              </w:rPr>
+              <w:drawing>
+                <wp:inline>
+                  <wp:extent cx="2667000" cy="2041722"/>
+                  <wp:effectExtent b="0" l="0" r="0" t="0"/>
+                  <wp:docPr descr="" title="" id="10" name="Picture"/>
+                  <a:graphic>
+                    <a:graphicData uri="http://schemas.openxmlformats.org/drawingml/2006/picture">
+                      <pic:pic>
+                        <pic:nvPicPr>
+                          <pic:cNvPr descr="5a259a1a2556c1039502504d17ef6c4b671b5e842a75bff80ad1532cec23af54.jpg" id="11" name="Picture"/>
+                          <pic:cNvPicPr>
+                            <a:picLocks noChangeArrowheads="1" noChangeAspect="1"/>
+                          </pic:cNvPicPr>
+                        </pic:nvPicPr>
+                        <pic:blipFill>
+                          <a:blip r:embed="rId9"/>
+                          <a:stretch>
+                            <a:fillRect/>
+                          </a:stretch>
+                        </pic:blipFill>
+                        <pic:spPr bwMode="auto">
+                          <a:xfrm>
+                            <a:off x="0" y="0"/>
+                            <a:ext cx="2667000" cy="2041722"/>
+                          </a:xfrm>
+                          <a:prstGeom prst="rect">
+                            <a:avLst/>
+                          </a:prstGeom>
+                          <a:noFill/>
+                          <a:ln w="9525">
+                            <a:noFill/>
+                            <a:headEnd/>
+                            <a:tailEnd/>
+                          </a:ln>
+                        </pic:spPr>
+                      </pic:pic>
+                    </a:graphicData>
+                  </a:graphic>
+                </wp:inline>
+              </w:drawing>
+            </w:r>
+          </w:p>
+        </w:tc>
+      </w:tr>
+      <w:tr>
+        <w:tc>
+          <w:tcPr/>
+          <w:p>
+            <w:pPr>
+              <w:pStyle w:val="Compact"/>
+              <w:jc w:val="center"/>
+            </w:pPr>
+            <w:r>
+              <w:rPr>
+                <w:rFonts w:ascii="Times New Roman" w:hAnsi="Times New Roman" w:eastAsia="Times New Roman" w:cs="Times New Roman"/>
+              </w:rPr>
+              <w:t xml:space="preserve">&gt; </w:t>
+            </w:r>
+            <w:r>
+              <w:rPr>
+                <w:rFonts w:hint="eastAsia" w:ascii="Times New Roman" w:hAnsi="Times New Roman" w:eastAsia="FangSong" w:cs="Times New Roman"/>
+              </w:rPr>
+              <w:t xml:space="preserve">图</w:t>
+            </w:r>
+            <w:r>
+              <w:rPr>
+                <w:rFonts w:ascii="Times New Roman" w:hAnsi="Times New Roman" w:eastAsia="Times New Roman" w:cs="Times New Roman"/>
+              </w:rPr>
+              <w:t xml:space="preserve"> </w:t>
+            </w:r>
+            <w:r>
+              <w:rPr>
+                <w:rFonts w:hint="eastAsia" w:ascii="Times New Roman" w:hAnsi="Times New Roman" w:eastAsia="Times New Roman" w:cs="Times New Roman"/>
+              </w:rPr>
+              <w:t>10-1：</w:t>
+            </w:r>
+            <w:r>
+              <w:rPr>
+                <w:rFonts w:hint="eastAsia" w:ascii="Times New Roman" w:hAnsi="Times New Roman" w:eastAsia="FangSong" w:cs="Times New Roman"/>
+              </w:rPr>
+              <w:t>热力学特征函数方阵与自然变量对应关系</w:t>
+            </w:r>
+          </w:p>
+        </w:tc>
+      </w:tr>
+    </w:tbl>
     <w:p>
       <w:pPr>
         <w:pStyle w:val="BodyText"/>
-        <w:spacing w:before="160" w:after="80"/>
-        <w:jc w:val="center"/>
-      </w:pPr>
-      <w:r>
-        <w:rPr>
-          <w:rFonts w:ascii="Times New Roman" w:hAnsi="Times New Roman" w:eastAsia="Times New Roman" w:cs="Times New Roman"/>
-        </w:rPr>
-        <w:drawing>
-          <wp:inline>
-            <wp:extent cx="2667000" cy="2041722"/>
-            <wp:effectExtent b="0" l="0" r="0" t="0"/>
-            <wp:docPr descr="" title="" id="10" name="Picture"/>
-            <a:graphic>
-              <a:graphicData uri="http://schemas.openxmlformats.org/drawingml/2006/picture">
-                <pic:pic>
-                  <pic:nvPicPr>
-                    <pic:cNvPr descr="5a259a1a2556c1039502504d17ef6c4b671b5e842a75bff80ad1532cec23af54.jpg" id="11" name="Picture"/>
-                    <pic:cNvPicPr>
-                      <a:picLocks noChangeArrowheads="1" noChangeAspect="1"/>
-                    </pic:cNvPicPr>
-                  </pic:nvPicPr>
-                  <pic:blipFill>
-                    <a:blip r:embed="rId9"/>
-                    <a:stretch>
-                      <a:fillRect/>
-                    </a:stretch>
-                  </pic:blipFill>
-                  <pic:spPr bwMode="auto">
-                    <a:xfrm>
-                      <a:off x="0" y="0"/>
-                      <a:ext cx="2667000" cy="2041722"/>
-                    </a:xfrm>
-                    <a:prstGeom prst="rect">
-                      <a:avLst/>
-                    </a:prstGeom>
-                    <a:noFill/>
-                    <a:ln w="9525">
-                      <a:noFill/>
-                      <a:headEnd/>
-                      <a:tailEnd/>
-                    </a:ln>
-                  </pic:spPr>
-                </pic:pic>
-              </a:graphicData>
-            </a:graphic>
-          </wp:inline>
-        </w:drawing>
-      </w:r>
-      <w:r>
-        <w:rPr>
-          <w:rFonts w:ascii="Times New Roman" w:hAnsi="Times New Roman" w:eastAsia="Times New Roman" w:cs="Times New Roman"/>
-        </w:rPr>
-        <w:t xml:space="preserve"> </w:t>
-      </w:r>
-      <w:r>
-        <w:rPr>
-          <w:rFonts w:ascii="Times New Roman" w:hAnsi="Times New Roman" w:eastAsia="Times New Roman" w:cs="Times New Roman"/>
-        </w:rPr>
-        <w:t xml:space="preserve">&gt; </w:t>
-      </w:r>
-      <w:r>
-        <w:rPr>
-          <w:rFonts w:hint="eastAsia" w:ascii="Times New Roman" w:hAnsi="Times New Roman" w:eastAsia="FangSong" w:cs="Times New Roman"/>
-        </w:rPr>
-        <w:t xml:space="preserve">图</w:t>
-      </w:r>
-      <w:r>
-        <w:rPr>
-          <w:rFonts w:ascii="Times New Roman" w:hAnsi="Times New Roman" w:eastAsia="Times New Roman" w:cs="Times New Roman"/>
-        </w:rPr>
-        <w:t xml:space="preserve"> </w:t>
-      </w:r>
-      <w:r>
-        <w:rPr>
-          <w:rFonts w:hint="eastAsia" w:ascii="Times New Roman" w:hAnsi="Times New Roman" w:eastAsia="Times New Roman" w:cs="Times New Roman"/>
-        </w:rPr>
-        <w:t>10-1：</w:t>
-      </w:r>
-      <w:r>
-        <w:rPr>
-          <w:rFonts w:hint="eastAsia" w:ascii="Times New Roman" w:hAnsi="Times New Roman" w:eastAsia="FangSong" w:cs="Times New Roman"/>
-        </w:rPr>
-        <w:t>热力学特征函数方阵与自然变量对应关系</w:t>
-      </w:r>
-    </w:p>
-    <w:p>
-      <w:pPr>
-        <w:pStyle w:val="BodyText"/>
+        <w:spacing w:before="120"/>
         <w:ind w:firstLine="420"/>
       </w:pPr>
       <w:r>
@@ -23676,6 +23732,7 @@
     <w:p>
       <w:pPr>
         <w:pStyle w:val="BodyText"/>
+        <w:spacing w:after="80"/>
         <w:ind w:firstLine="420"/>
       </w:pPr>
       <w:r>
@@ -23887,97 +23944,152 @@
         <w:t>。</w:t>
       </w:r>
     </w:p>
+    <w:tbl>
+      <w:tblPr>
+        <w:tblStyle w:val="Table"/>
+        <w:tblW w:type="pct" w:w="5000"/>
+        <w:tblLayout w:type="fixed"/>
+        <w:tblLook w:firstRow="1" w:lastRow="0" w:firstColumn="0" w:lastColumn="0" w:noHBand="0" w:noVBand="0" w:val="0020"/>
+        <w:jc w:val="center"/>
+        <w:tblBorders>
+          <w:top w:val="single" w:sz="12" w:space="0" w:color="333333"/>
+          <w:bottom w:val="single" w:sz="12" w:space="0" w:color="333333"/>
+          <w:left w:val="none"/>
+          <w:right w:val="none"/>
+          <w:insideH w:val="none"/>
+          <w:insideV w:val="none"/>
+        </w:tblBorders>
+      </w:tblPr>
+      <w:tblGrid>
+        <w:gridCol w:w="7920"/>
+      </w:tblGrid>
+      <w:tr>
+        <w:trPr>
+          <w:tblHeader w:val="on"/>
+        </w:trPr>
+        <w:tc>
+          <w:tcPr>
+            <w:tcBorders>
+              <w:bottom w:val="single" w:sz="6" w:space="0" w:color="333333"/>
+            </w:tcBorders>
+          </w:tcPr>
+          <w:p>
+            <w:pPr>
+              <w:pStyle w:val="Compact"/>
+              <w:jc w:val="center"/>
+            </w:pPr>
+            <w:r>
+              <w:rPr>
+                <w:rFonts w:hint="eastAsia" w:ascii="Times New Roman" w:hAnsi="Times New Roman" w:eastAsia="SimHei" w:cs="Times New Roman"/>
+                <w:b/>
+              </w:rPr>
+              <w:t xml:space="preserve">绝对零度极限下自由能</w:t>
+            </w:r>
+          </w:p>
+        </w:tc>
+      </w:tr>
+      <w:tr>
+        <w:tc>
+          <w:tcPr/>
+          <w:p>
+            <w:pPr>
+              <w:pStyle w:val="Compact"/>
+              <w:jc w:val="center"/>
+            </w:pPr>
+            <w:r>
+              <w:rPr>
+                <w:rFonts w:ascii="Times New Roman" w:hAnsi="Times New Roman" w:eastAsia="Times New Roman" w:cs="Times New Roman"/>
+              </w:rPr>
+              <w:drawing>
+                <wp:inline>
+                  <wp:extent cx="2667000" cy="2615213"/>
+                  <wp:effectExtent b="0" l="0" r="0" t="0"/>
+                  <wp:docPr descr="" title="" id="16" name="Picture"/>
+                  <a:graphic>
+                    <a:graphicData uri="http://schemas.openxmlformats.org/drawingml/2006/picture">
+                      <pic:pic>
+                        <pic:nvPicPr>
+                          <pic:cNvPr descr="da7ca24ace5670e0e1a89107a8740153e92416b9a06f0e6972905441e274473a.jpg" id="17" name="Picture"/>
+                          <pic:cNvPicPr>
+                            <a:picLocks noChangeArrowheads="1" noChangeAspect="1"/>
+                          </pic:cNvPicPr>
+                        </pic:nvPicPr>
+                        <pic:blipFill>
+                          <a:blip r:embed="rId15"/>
+                          <a:stretch>
+                            <a:fillRect/>
+                          </a:stretch>
+                        </pic:blipFill>
+                        <pic:spPr bwMode="auto">
+                          <a:xfrm>
+                            <a:off x="0" y="0"/>
+                            <a:ext cx="2667000" cy="2615213"/>
+                          </a:xfrm>
+                          <a:prstGeom prst="rect">
+                            <a:avLst/>
+                          </a:prstGeom>
+                          <a:noFill/>
+                          <a:ln w="9525">
+                            <a:noFill/>
+                            <a:headEnd/>
+                            <a:tailEnd/>
+                          </a:ln>
+                        </pic:spPr>
+                      </pic:pic>
+                    </a:graphicData>
+                  </a:graphic>
+                </wp:inline>
+              </w:drawing>
+            </w:r>
+          </w:p>
+        </w:tc>
+      </w:tr>
+      <w:tr>
+        <w:tc>
+          <w:tcPr/>
+          <w:p>
+            <w:pPr>
+              <w:pStyle w:val="Compact"/>
+              <w:jc w:val="center"/>
+            </w:pPr>
+            <w:r>
+              <w:rPr>
+                <w:rFonts w:ascii="Times New Roman" w:hAnsi="Times New Roman" w:eastAsia="Times New Roman" w:cs="Times New Roman"/>
+              </w:rPr>
+              <w:t xml:space="preserve">&gt; </w:t>
+            </w:r>
+            <w:r>
+              <w:rPr>
+                <w:rFonts w:hint="eastAsia" w:ascii="Times New Roman" w:hAnsi="Times New Roman" w:eastAsia="FangSong" w:cs="Times New Roman"/>
+              </w:rPr>
+              <w:t xml:space="preserve">图</w:t>
+            </w:r>
+            <w:r>
+              <w:rPr>
+                <w:rFonts w:ascii="Times New Roman" w:hAnsi="Times New Roman" w:eastAsia="Times New Roman" w:cs="Times New Roman"/>
+              </w:rPr>
+              <w:t xml:space="preserve"> </w:t>
+            </w:r>
+            <w:r>
+              <w:rPr>
+                <w:rFonts w:hint="eastAsia" w:ascii="Times New Roman" w:hAnsi="Times New Roman" w:eastAsia="Times New Roman" w:cs="Times New Roman"/>
+              </w:rPr>
+              <w:t>10-2：</w:t>
+            </w:r>
+            <w:r>
+              <w:rPr>
+                <w:rFonts w:hint="eastAsia" w:ascii="Times New Roman" w:hAnsi="Times New Roman" w:eastAsia="FangSong" w:cs="Times New Roman"/>
+              </w:rPr>
+              <w:t>绝对零度极限下自由能与焓变曲线相切图景</w:t>
+            </w:r>
+          </w:p>
+        </w:tc>
+      </w:tr>
+    </w:tbl>
     <w:p>
       <w:pPr>
         <w:pStyle w:val="BodyText"/>
-        <w:spacing w:before="160" w:after="80"/>
-        <w:jc w:val="center"/>
-      </w:pPr>
-      <w:r>
-        <w:rPr>
-          <w:rFonts w:ascii="Times New Roman" w:hAnsi="Times New Roman" w:eastAsia="Times New Roman" w:cs="Times New Roman"/>
-        </w:rPr>
-        <w:drawing>
-          <wp:inline>
-            <wp:extent cx="2667000" cy="2615213"/>
-            <wp:effectExtent b="0" l="0" r="0" t="0"/>
-            <wp:docPr descr="" title="" id="16" name="Picture"/>
-            <a:graphic>
-              <a:graphicData uri="http://schemas.openxmlformats.org/drawingml/2006/picture">
-                <pic:pic>
-                  <pic:nvPicPr>
-                    <pic:cNvPr descr="da7ca24ace5670e0e1a89107a8740153e92416b9a06f0e6972905441e274473a.jpg" id="17" name="Picture"/>
-                    <pic:cNvPicPr>
-                      <a:picLocks noChangeArrowheads="1" noChangeAspect="1"/>
-                    </pic:cNvPicPr>
-                  </pic:nvPicPr>
-                  <pic:blipFill>
-                    <a:blip r:embed="rId15"/>
-                    <a:stretch>
-                      <a:fillRect/>
-                    </a:stretch>
-                  </pic:blipFill>
-                  <pic:spPr bwMode="auto">
-                    <a:xfrm>
-                      <a:off x="0" y="0"/>
-                      <a:ext cx="2667000" cy="2615213"/>
-                    </a:xfrm>
-                    <a:prstGeom prst="rect">
-                      <a:avLst/>
-                    </a:prstGeom>
-                    <a:noFill/>
-                    <a:ln w="9525">
-                      <a:noFill/>
-                      <a:headEnd/>
-                      <a:tailEnd/>
-                    </a:ln>
-                  </pic:spPr>
-                </pic:pic>
-              </a:graphicData>
-            </a:graphic>
-          </wp:inline>
-        </w:drawing>
-      </w:r>
-      <w:r>
-        <w:rPr>
-          <w:rFonts w:ascii="Times New Roman" w:hAnsi="Times New Roman" w:eastAsia="Times New Roman" w:cs="Times New Roman"/>
-        </w:rPr>
-        <w:t xml:space="preserve"> </w:t>
-      </w:r>
-      <w:r>
-        <w:rPr>
-          <w:rFonts w:ascii="Times New Roman" w:hAnsi="Times New Roman" w:eastAsia="Times New Roman" w:cs="Times New Roman"/>
-        </w:rPr>
-        <w:t xml:space="preserve">&gt; </w:t>
-      </w:r>
-      <w:r>
-        <w:rPr>
-          <w:rFonts w:hint="eastAsia" w:ascii="Times New Roman" w:hAnsi="Times New Roman" w:eastAsia="FangSong" w:cs="Times New Roman"/>
-        </w:rPr>
-        <w:t xml:space="preserve">图</w:t>
-      </w:r>
-      <w:r>
-        <w:rPr>
-          <w:rFonts w:ascii="Times New Roman" w:hAnsi="Times New Roman" w:eastAsia="Times New Roman" w:cs="Times New Roman"/>
-        </w:rPr>
-        <w:t xml:space="preserve"> </w:t>
-      </w:r>
-      <w:r>
-        <w:rPr>
-          <w:rFonts w:hint="eastAsia" w:ascii="Times New Roman" w:hAnsi="Times New Roman" w:eastAsia="Times New Roman" w:cs="Times New Roman"/>
-        </w:rPr>
-        <w:t>10-2：</w:t>
-      </w:r>
-      <w:r>
-        <w:rPr>
-          <w:rFonts w:hint="eastAsia" w:ascii="Times New Roman" w:hAnsi="Times New Roman" w:eastAsia="FangSong" w:cs="Times New Roman"/>
-        </w:rPr>
-        <w:t>绝对零度极限下自由能与焓变曲线相切图景</w:t>
-      </w:r>
-    </w:p>
-    <w:p>
-      <w:pPr>
-        <w:pStyle w:val="BodyText"/>
+        <w:spacing w:before="120"/>
         <w:ind w:firstLine="420"/>
       </w:pPr>
       <w:r>
@@ -30334,6 +30446,7 @@
     <w:p>
       <w:pPr>
         <w:pStyle w:val="BodyText"/>
+        <w:spacing w:after="80"/>
         <w:ind w:firstLine="420"/>
       </w:pPr>
       <w:r>
@@ -30552,97 +30665,152 @@
         <w:t>。</w:t>
       </w:r>
     </w:p>
+    <w:tbl>
+      <w:tblPr>
+        <w:tblStyle w:val="Table"/>
+        <w:tblW w:type="pct" w:w="5000"/>
+        <w:tblLayout w:type="fixed"/>
+        <w:tblLook w:firstRow="1" w:lastRow="0" w:firstColumn="0" w:lastColumn="0" w:noHBand="0" w:noVBand="0" w:val="0020"/>
+        <w:jc w:val="center"/>
+        <w:tblBorders>
+          <w:top w:val="single" w:sz="12" w:space="0" w:color="333333"/>
+          <w:bottom w:val="single" w:sz="12" w:space="0" w:color="333333"/>
+          <w:left w:val="none"/>
+          <w:right w:val="none"/>
+          <w:insideH w:val="none"/>
+          <w:insideV w:val="none"/>
+        </w:tblBorders>
+      </w:tblPr>
+      <w:tblGrid>
+        <w:gridCol w:w="7920"/>
+      </w:tblGrid>
+      <w:tr>
+        <w:trPr>
+          <w:tblHeader w:val="on"/>
+        </w:trPr>
+        <w:tc>
+          <w:tcPr>
+            <w:tcBorders>
+              <w:bottom w:val="single" w:sz="6" w:space="0" w:color="333333"/>
+            </w:tcBorders>
+          </w:tcPr>
+          <w:p>
+            <w:pPr>
+              <w:pStyle w:val="Compact"/>
+              <w:jc w:val="center"/>
+            </w:pPr>
+            <w:r>
+              <w:rPr>
+                <w:rFonts w:hint="eastAsia" w:ascii="Times New Roman" w:hAnsi="Times New Roman" w:eastAsia="SimHei" w:cs="Times New Roman"/>
+                <w:b/>
+              </w:rPr>
+              <w:t xml:space="preserve">双能级体系配分函数随温度</w:t>
+            </w:r>
+          </w:p>
+        </w:tc>
+      </w:tr>
+      <w:tr>
+        <w:tc>
+          <w:tcPr/>
+          <w:p>
+            <w:pPr>
+              <w:pStyle w:val="Compact"/>
+              <w:jc w:val="center"/>
+            </w:pPr>
+            <w:r>
+              <w:rPr>
+                <w:rFonts w:ascii="Times New Roman" w:hAnsi="Times New Roman" w:eastAsia="Times New Roman" w:cs="Times New Roman"/>
+              </w:rPr>
+              <w:drawing>
+                <wp:inline>
+                  <wp:extent cx="2667000" cy="1622460"/>
+                  <wp:effectExtent b="0" l="0" r="0" t="0"/>
+                  <wp:docPr descr="" title="" id="20" name="Picture"/>
+                  <a:graphic>
+                    <a:graphicData uri="http://schemas.openxmlformats.org/drawingml/2006/picture">
+                      <pic:pic>
+                        <pic:nvPicPr>
+                          <pic:cNvPr descr="e2dca534a248ed1c527ac74194db3316cc7c0f127946784a3e731f8b0e6fe649.jpg" id="21" name="Picture"/>
+                          <pic:cNvPicPr>
+                            <a:picLocks noChangeArrowheads="1" noChangeAspect="1"/>
+                          </pic:cNvPicPr>
+                        </pic:nvPicPr>
+                        <pic:blipFill>
+                          <a:blip r:embed="rId19"/>
+                          <a:stretch>
+                            <a:fillRect/>
+                          </a:stretch>
+                        </pic:blipFill>
+                        <pic:spPr bwMode="auto">
+                          <a:xfrm>
+                            <a:off x="0" y="0"/>
+                            <a:ext cx="2667000" cy="1622460"/>
+                          </a:xfrm>
+                          <a:prstGeom prst="rect">
+                            <a:avLst/>
+                          </a:prstGeom>
+                          <a:noFill/>
+                          <a:ln w="9525">
+                            <a:noFill/>
+                            <a:headEnd/>
+                            <a:tailEnd/>
+                          </a:ln>
+                        </pic:spPr>
+                      </pic:pic>
+                    </a:graphicData>
+                  </a:graphic>
+                </wp:inline>
+              </w:drawing>
+            </w:r>
+          </w:p>
+        </w:tc>
+      </w:tr>
+      <w:tr>
+        <w:tc>
+          <w:tcPr/>
+          <w:p>
+            <w:pPr>
+              <w:pStyle w:val="Compact"/>
+              <w:jc w:val="center"/>
+            </w:pPr>
+            <w:r>
+              <w:rPr>
+                <w:rFonts w:ascii="Times New Roman" w:hAnsi="Times New Roman" w:eastAsia="Times New Roman" w:cs="Times New Roman"/>
+              </w:rPr>
+              <w:t xml:space="preserve">&gt; </w:t>
+            </w:r>
+            <w:r>
+              <w:rPr>
+                <w:rFonts w:hint="eastAsia" w:ascii="Times New Roman" w:hAnsi="Times New Roman" w:eastAsia="FangSong" w:cs="Times New Roman"/>
+              </w:rPr>
+              <w:t xml:space="preserve">图</w:t>
+            </w:r>
+            <w:r>
+              <w:rPr>
+                <w:rFonts w:ascii="Times New Roman" w:hAnsi="Times New Roman" w:eastAsia="Times New Roman" w:cs="Times New Roman"/>
+              </w:rPr>
+              <w:t xml:space="preserve"> </w:t>
+            </w:r>
+            <w:r>
+              <w:rPr>
+                <w:rFonts w:hint="eastAsia" w:ascii="Times New Roman" w:hAnsi="Times New Roman" w:eastAsia="Times New Roman" w:cs="Times New Roman"/>
+              </w:rPr>
+              <w:t>10-3：</w:t>
+            </w:r>
+            <w:r>
+              <w:rPr>
+                <w:rFonts w:hint="eastAsia" w:ascii="Times New Roman" w:hAnsi="Times New Roman" w:eastAsia="FangSong" w:cs="Times New Roman"/>
+              </w:rPr>
+              <w:t>双能级体系配分函数随温度演化曲线</w:t>
+            </w:r>
+          </w:p>
+        </w:tc>
+      </w:tr>
+    </w:tbl>
     <w:p>
       <w:pPr>
         <w:pStyle w:val="BodyText"/>
-        <w:spacing w:before="160" w:after="80"/>
-        <w:jc w:val="center"/>
-      </w:pPr>
-      <w:r>
-        <w:rPr>
-          <w:rFonts w:ascii="Times New Roman" w:hAnsi="Times New Roman" w:eastAsia="Times New Roman" w:cs="Times New Roman"/>
-        </w:rPr>
-        <w:drawing>
-          <wp:inline>
-            <wp:extent cx="2667000" cy="1622460"/>
-            <wp:effectExtent b="0" l="0" r="0" t="0"/>
-            <wp:docPr descr="" title="" id="20" name="Picture"/>
-            <a:graphic>
-              <a:graphicData uri="http://schemas.openxmlformats.org/drawingml/2006/picture">
-                <pic:pic>
-                  <pic:nvPicPr>
-                    <pic:cNvPr descr="e2dca534a248ed1c527ac74194db3316cc7c0f127946784a3e731f8b0e6fe649.jpg" id="21" name="Picture"/>
-                    <pic:cNvPicPr>
-                      <a:picLocks noChangeArrowheads="1" noChangeAspect="1"/>
-                    </pic:cNvPicPr>
-                  </pic:nvPicPr>
-                  <pic:blipFill>
-                    <a:blip r:embed="rId19"/>
-                    <a:stretch>
-                      <a:fillRect/>
-                    </a:stretch>
-                  </pic:blipFill>
-                  <pic:spPr bwMode="auto">
-                    <a:xfrm>
-                      <a:off x="0" y="0"/>
-                      <a:ext cx="2667000" cy="1622460"/>
-                    </a:xfrm>
-                    <a:prstGeom prst="rect">
-                      <a:avLst/>
-                    </a:prstGeom>
-                    <a:noFill/>
-                    <a:ln w="9525">
-                      <a:noFill/>
-                      <a:headEnd/>
-                      <a:tailEnd/>
-                    </a:ln>
-                  </pic:spPr>
-                </pic:pic>
-              </a:graphicData>
-            </a:graphic>
-          </wp:inline>
-        </w:drawing>
-      </w:r>
-      <w:r>
-        <w:rPr>
-          <w:rFonts w:ascii="Times New Roman" w:hAnsi="Times New Roman" w:eastAsia="Times New Roman" w:cs="Times New Roman"/>
-        </w:rPr>
-        <w:t xml:space="preserve"> </w:t>
-      </w:r>
-      <w:r>
-        <w:rPr>
-          <w:rFonts w:ascii="Times New Roman" w:hAnsi="Times New Roman" w:eastAsia="Times New Roman" w:cs="Times New Roman"/>
-        </w:rPr>
-        <w:t xml:space="preserve">&gt; </w:t>
-      </w:r>
-      <w:r>
-        <w:rPr>
-          <w:rFonts w:hint="eastAsia" w:ascii="Times New Roman" w:hAnsi="Times New Roman" w:eastAsia="FangSong" w:cs="Times New Roman"/>
-        </w:rPr>
-        <w:t xml:space="preserve">图</w:t>
-      </w:r>
-      <w:r>
-        <w:rPr>
-          <w:rFonts w:ascii="Times New Roman" w:hAnsi="Times New Roman" w:eastAsia="Times New Roman" w:cs="Times New Roman"/>
-        </w:rPr>
-        <w:t xml:space="preserve"> </w:t>
-      </w:r>
-      <w:r>
-        <w:rPr>
-          <w:rFonts w:hint="eastAsia" w:ascii="Times New Roman" w:hAnsi="Times New Roman" w:eastAsia="Times New Roman" w:cs="Times New Roman"/>
-        </w:rPr>
-        <w:t>10-3：</w:t>
-      </w:r>
-      <w:r>
-        <w:rPr>
-          <w:rFonts w:hint="eastAsia" w:ascii="Times New Roman" w:hAnsi="Times New Roman" w:eastAsia="FangSong" w:cs="Times New Roman"/>
-        </w:rPr>
-        <w:t>双能级体系配分函数随温度演化曲线</w:t>
-      </w:r>
-    </w:p>
-    <w:p>
-      <w:pPr>
-        <w:pStyle w:val="BodyText"/>
+        <w:spacing w:before="120"/>
         <w:ind w:firstLine="420"/>
       </w:pPr>
       <w:r>
@@ -36603,6 +36771,7 @@
     <w:p>
       <w:pPr>
         <w:pStyle w:val="FirstParagraph"/>
+        <w:spacing w:after="80"/>
         <w:ind w:firstLine="420"/>
       </w:pPr>
       <w:r>
@@ -37171,97 +37340,152 @@
         <w:t>。</w:t>
       </w:r>
     </w:p>
+    <w:tbl>
+      <w:tblPr>
+        <w:tblStyle w:val="Table"/>
+        <w:tblW w:type="pct" w:w="5000"/>
+        <w:tblLayout w:type="fixed"/>
+        <w:tblLook w:firstRow="1" w:lastRow="0" w:firstColumn="0" w:lastColumn="0" w:noHBand="0" w:noVBand="0" w:val="0020"/>
+        <w:jc w:val="center"/>
+        <w:tblBorders>
+          <w:top w:val="single" w:sz="12" w:space="0" w:color="333333"/>
+          <w:bottom w:val="single" w:sz="12" w:space="0" w:color="333333"/>
+          <w:left w:val="none"/>
+          <w:right w:val="none"/>
+          <w:insideH w:val="none"/>
+          <w:insideV w:val="none"/>
+        </w:tblBorders>
+      </w:tblPr>
+      <w:tblGrid>
+        <w:gridCol w:w="7920"/>
+      </w:tblGrid>
+      <w:tr>
+        <w:trPr>
+          <w:tblHeader w:val="on"/>
+        </w:trPr>
+        <w:tc>
+          <w:tcPr>
+            <w:tcBorders>
+              <w:bottom w:val="single" w:sz="6" w:space="0" w:color="333333"/>
+            </w:tcBorders>
+          </w:tcPr>
+          <w:p>
+            <w:pPr>
+              <w:pStyle w:val="Compact"/>
+              <w:jc w:val="center"/>
+            </w:pPr>
+            <w:r>
+              <w:rPr>
+                <w:rFonts w:hint="eastAsia" w:ascii="Times New Roman" w:hAnsi="Times New Roman" w:eastAsia="SimHei" w:cs="Times New Roman"/>
+                <w:b/>
+              </w:rPr>
+              <w:t xml:space="preserve">量子谐振子能级占据直方图</w:t>
+            </w:r>
+          </w:p>
+        </w:tc>
+      </w:tr>
+      <w:tr>
+        <w:tc>
+          <w:tcPr/>
+          <w:p>
+            <w:pPr>
+              <w:pStyle w:val="Compact"/>
+              <w:jc w:val="center"/>
+            </w:pPr>
+            <w:r>
+              <w:rPr>
+                <w:rFonts w:ascii="Times New Roman" w:hAnsi="Times New Roman" w:eastAsia="Times New Roman" w:cs="Times New Roman"/>
+              </w:rPr>
+              <w:drawing>
+                <wp:inline>
+                  <wp:extent cx="2667000" cy="1542676"/>
+                  <wp:effectExtent b="0" l="0" r="0" t="0"/>
+                  <wp:docPr descr="" title="" id="24" name="Picture"/>
+                  <a:graphic>
+                    <a:graphicData uri="http://schemas.openxmlformats.org/drawingml/2006/picture">
+                      <pic:pic>
+                        <pic:nvPicPr>
+                          <pic:cNvPr descr="45d5e5f3be2bb30bea78ad397179f9243c7f890aa8a057b2cef13d11c29280a3.jpg" id="25" name="Picture"/>
+                          <pic:cNvPicPr>
+                            <a:picLocks noChangeArrowheads="1" noChangeAspect="1"/>
+                          </pic:cNvPicPr>
+                        </pic:nvPicPr>
+                        <pic:blipFill>
+                          <a:blip r:embed="rId23"/>
+                          <a:stretch>
+                            <a:fillRect/>
+                          </a:stretch>
+                        </pic:blipFill>
+                        <pic:spPr bwMode="auto">
+                          <a:xfrm>
+                            <a:off x="0" y="0"/>
+                            <a:ext cx="2667000" cy="1542676"/>
+                          </a:xfrm>
+                          <a:prstGeom prst="rect">
+                            <a:avLst/>
+                          </a:prstGeom>
+                          <a:noFill/>
+                          <a:ln w="9525">
+                            <a:noFill/>
+                            <a:headEnd/>
+                            <a:tailEnd/>
+                          </a:ln>
+                        </pic:spPr>
+                      </pic:pic>
+                    </a:graphicData>
+                  </a:graphic>
+                </wp:inline>
+              </w:drawing>
+            </w:r>
+          </w:p>
+        </w:tc>
+      </w:tr>
+      <w:tr>
+        <w:tc>
+          <w:tcPr/>
+          <w:p>
+            <w:pPr>
+              <w:pStyle w:val="Compact"/>
+              <w:jc w:val="center"/>
+            </w:pPr>
+            <w:r>
+              <w:rPr>
+                <w:rFonts w:ascii="Times New Roman" w:hAnsi="Times New Roman" w:eastAsia="Times New Roman" w:cs="Times New Roman"/>
+              </w:rPr>
+              <w:t xml:space="preserve">&gt; </w:t>
+            </w:r>
+            <w:r>
+              <w:rPr>
+                <w:rFonts w:hint="eastAsia" w:ascii="Times New Roman" w:hAnsi="Times New Roman" w:eastAsia="FangSong" w:cs="Times New Roman"/>
+              </w:rPr>
+              <w:t xml:space="preserve">图</w:t>
+            </w:r>
+            <w:r>
+              <w:rPr>
+                <w:rFonts w:ascii="Times New Roman" w:hAnsi="Times New Roman" w:eastAsia="Times New Roman" w:cs="Times New Roman"/>
+              </w:rPr>
+              <w:t xml:space="preserve"> </w:t>
+            </w:r>
+            <w:r>
+              <w:rPr>
+                <w:rFonts w:hint="eastAsia" w:ascii="Times New Roman" w:hAnsi="Times New Roman" w:eastAsia="Times New Roman" w:cs="Times New Roman"/>
+              </w:rPr>
+              <w:t>10-4：</w:t>
+            </w:r>
+            <w:r>
+              <w:rPr>
+                <w:rFonts w:hint="eastAsia" w:ascii="Times New Roman" w:hAnsi="Times New Roman" w:eastAsia="FangSong" w:cs="Times New Roman"/>
+              </w:rPr>
+              <w:t>量子谐振子能级占据直方图随温度演化特征</w:t>
+            </w:r>
+          </w:p>
+        </w:tc>
+      </w:tr>
+    </w:tbl>
     <w:p>
       <w:pPr>
         <w:pStyle w:val="BodyText"/>
-        <w:spacing w:before="160" w:after="80"/>
-        <w:jc w:val="center"/>
-      </w:pPr>
-      <w:r>
-        <w:rPr>
-          <w:rFonts w:ascii="Times New Roman" w:hAnsi="Times New Roman" w:eastAsia="Times New Roman" w:cs="Times New Roman"/>
-        </w:rPr>
-        <w:drawing>
-          <wp:inline>
-            <wp:extent cx="2667000" cy="1542676"/>
-            <wp:effectExtent b="0" l="0" r="0" t="0"/>
-            <wp:docPr descr="" title="" id="24" name="Picture"/>
-            <a:graphic>
-              <a:graphicData uri="http://schemas.openxmlformats.org/drawingml/2006/picture">
-                <pic:pic>
-                  <pic:nvPicPr>
-                    <pic:cNvPr descr="45d5e5f3be2bb30bea78ad397179f9243c7f890aa8a057b2cef13d11c29280a3.jpg" id="25" name="Picture"/>
-                    <pic:cNvPicPr>
-                      <a:picLocks noChangeArrowheads="1" noChangeAspect="1"/>
-                    </pic:cNvPicPr>
-                  </pic:nvPicPr>
-                  <pic:blipFill>
-                    <a:blip r:embed="rId23"/>
-                    <a:stretch>
-                      <a:fillRect/>
-                    </a:stretch>
-                  </pic:blipFill>
-                  <pic:spPr bwMode="auto">
-                    <a:xfrm>
-                      <a:off x="0" y="0"/>
-                      <a:ext cx="2667000" cy="1542676"/>
-                    </a:xfrm>
-                    <a:prstGeom prst="rect">
-                      <a:avLst/>
-                    </a:prstGeom>
-                    <a:noFill/>
-                    <a:ln w="9525">
-                      <a:noFill/>
-                      <a:headEnd/>
-                      <a:tailEnd/>
-                    </a:ln>
-                  </pic:spPr>
-                </pic:pic>
-              </a:graphicData>
-            </a:graphic>
-          </wp:inline>
-        </w:drawing>
-      </w:r>
-      <w:r>
-        <w:rPr>
-          <w:rFonts w:ascii="Times New Roman" w:hAnsi="Times New Roman" w:eastAsia="Times New Roman" w:cs="Times New Roman"/>
-        </w:rPr>
-        <w:t xml:space="preserve"> </w:t>
-      </w:r>
-      <w:r>
-        <w:rPr>
-          <w:rFonts w:ascii="Times New Roman" w:hAnsi="Times New Roman" w:eastAsia="Times New Roman" w:cs="Times New Roman"/>
-        </w:rPr>
-        <w:t xml:space="preserve">&gt; </w:t>
-      </w:r>
-      <w:r>
-        <w:rPr>
-          <w:rFonts w:hint="eastAsia" w:ascii="Times New Roman" w:hAnsi="Times New Roman" w:eastAsia="FangSong" w:cs="Times New Roman"/>
-        </w:rPr>
-        <w:t xml:space="preserve">图</w:t>
-      </w:r>
-      <w:r>
-        <w:rPr>
-          <w:rFonts w:ascii="Times New Roman" w:hAnsi="Times New Roman" w:eastAsia="Times New Roman" w:cs="Times New Roman"/>
-        </w:rPr>
-        <w:t xml:space="preserve"> </w:t>
-      </w:r>
-      <w:r>
-        <w:rPr>
-          <w:rFonts w:hint="eastAsia" w:ascii="Times New Roman" w:hAnsi="Times New Roman" w:eastAsia="Times New Roman" w:cs="Times New Roman"/>
-        </w:rPr>
-        <w:t>10-4：</w:t>
-      </w:r>
-      <w:r>
-        <w:rPr>
-          <w:rFonts w:hint="eastAsia" w:ascii="Times New Roman" w:hAnsi="Times New Roman" w:eastAsia="FangSong" w:cs="Times New Roman"/>
-        </w:rPr>
-        <w:t>量子谐振子能级占据直方图随温度演化特征</w:t>
-      </w:r>
-    </w:p>
-    <w:p>
-      <w:pPr>
-        <w:pStyle w:val="BodyText"/>
+        <w:spacing w:before="120"/>
         <w:ind w:firstLine="420"/>
       </w:pPr>
       <w:r>
@@ -48467,6 +48691,7 @@
     <w:p>
       <w:pPr>
         <w:pStyle w:val="BodyText"/>
+        <w:spacing w:after="80"/>
       </w:pPr>
       <m:oMathPara>
         <m:oMathParaPr>
@@ -48842,97 +49067,152 @@
         </m:oMath>
       </m:oMathPara>
     </w:p>
-    <w:p>
-      <w:pPr>
-        <w:pStyle w:val="FirstParagraph"/>
-        <w:spacing w:before="160" w:after="80"/>
+    <w:tbl>
+      <w:tblPr>
+        <w:tblStyle w:val="Table"/>
+        <w:tblW w:type="pct" w:w="5000"/>
+        <w:tblLayout w:type="fixed"/>
+        <w:tblLook w:firstRow="1" w:lastRow="0" w:firstColumn="0" w:lastColumn="0" w:noHBand="0" w:noVBand="0" w:val="0020"/>
         <w:jc w:val="center"/>
-      </w:pPr>
-      <w:r>
-        <w:rPr>
-          <w:rFonts w:ascii="Times New Roman" w:hAnsi="Times New Roman" w:eastAsia="Times New Roman" w:cs="Times New Roman"/>
-        </w:rPr>
-        <w:drawing>
-          <wp:inline>
-            <wp:extent cx="2667000" cy="1594747"/>
-            <wp:effectExtent b="0" l="0" r="0" t="0"/>
-            <wp:docPr descr="" title="" id="29" name="Picture"/>
-            <a:graphic>
-              <a:graphicData uri="http://schemas.openxmlformats.org/drawingml/2006/picture">
-                <pic:pic>
-                  <pic:nvPicPr>
-                    <pic:cNvPr descr="8f91fe544c7e81773b7e8044a60152cbb3c4389ce5678904c96d300bb70373ff.jpg" id="30" name="Picture"/>
-                    <pic:cNvPicPr>
-                      <a:picLocks noChangeArrowheads="1" noChangeAspect="1"/>
-                    </pic:cNvPicPr>
-                  </pic:nvPicPr>
-                  <pic:blipFill>
-                    <a:blip r:embed="rId28"/>
-                    <a:stretch>
-                      <a:fillRect/>
-                    </a:stretch>
-                  </pic:blipFill>
-                  <pic:spPr bwMode="auto">
-                    <a:xfrm>
-                      <a:off x="0" y="0"/>
-                      <a:ext cx="2667000" cy="1594747"/>
-                    </a:xfrm>
-                    <a:prstGeom prst="rect">
-                      <a:avLst/>
-                    </a:prstGeom>
-                    <a:noFill/>
-                    <a:ln w="9525">
-                      <a:noFill/>
-                      <a:headEnd/>
-                      <a:tailEnd/>
-                    </a:ln>
-                  </pic:spPr>
-                </pic:pic>
-              </a:graphicData>
-            </a:graphic>
-          </wp:inline>
-        </w:drawing>
-      </w:r>
-      <w:r>
-        <w:rPr>
-          <w:rFonts w:ascii="Times New Roman" w:hAnsi="Times New Roman" w:eastAsia="Times New Roman" w:cs="Times New Roman"/>
-        </w:rPr>
-        <w:t xml:space="preserve"> </w:t>
-      </w:r>
-      <w:r>
-        <w:rPr>
-          <w:rFonts w:ascii="Times New Roman" w:hAnsi="Times New Roman" w:eastAsia="Times New Roman" w:cs="Times New Roman"/>
-        </w:rPr>
-        <w:t xml:space="preserve">&gt; </w:t>
-      </w:r>
-      <w:r>
-        <w:rPr>
-          <w:rFonts w:hint="eastAsia" w:ascii="Times New Roman" w:hAnsi="Times New Roman" w:eastAsia="FangSong" w:cs="Times New Roman"/>
-        </w:rPr>
-        <w:t xml:space="preserve">图</w:t>
-      </w:r>
-      <w:r>
-        <w:rPr>
-          <w:rFonts w:ascii="Times New Roman" w:hAnsi="Times New Roman" w:eastAsia="Times New Roman" w:cs="Times New Roman"/>
-        </w:rPr>
-        <w:t xml:space="preserve"> </w:t>
-      </w:r>
-      <w:r>
-        <w:rPr>
-          <w:rFonts w:hint="eastAsia" w:ascii="Times New Roman" w:hAnsi="Times New Roman" w:eastAsia="Times New Roman" w:cs="Times New Roman"/>
-        </w:rPr>
-        <w:t>10-5：</w:t>
-      </w:r>
-      <w:r>
-        <w:rPr>
-          <w:rFonts w:hint="eastAsia" w:ascii="Times New Roman" w:hAnsi="Times New Roman" w:eastAsia="FangSong" w:cs="Times New Roman"/>
-        </w:rPr>
-        <w:t>化学反应基元阶梯能级微观平衡分配图景</w:t>
-      </w:r>
-    </w:p>
+        <w:tblBorders>
+          <w:top w:val="single" w:sz="12" w:space="0" w:color="333333"/>
+          <w:bottom w:val="single" w:sz="12" w:space="0" w:color="333333"/>
+          <w:left w:val="none"/>
+          <w:right w:val="none"/>
+          <w:insideH w:val="none"/>
+          <w:insideV w:val="none"/>
+        </w:tblBorders>
+      </w:tblPr>
+      <w:tblGrid>
+        <w:gridCol w:w="7920"/>
+      </w:tblGrid>
+      <w:tr>
+        <w:trPr>
+          <w:tblHeader w:val="on"/>
+        </w:trPr>
+        <w:tc>
+          <w:tcPr>
+            <w:tcBorders>
+              <w:bottom w:val="single" w:sz="6" w:space="0" w:color="333333"/>
+            </w:tcBorders>
+          </w:tcPr>
+          <w:p>
+            <w:pPr>
+              <w:pStyle w:val="Compact"/>
+              <w:jc w:val="center"/>
+            </w:pPr>
+            <w:r>
+              <w:rPr>
+                <w:rFonts w:hint="eastAsia" w:ascii="Times New Roman" w:hAnsi="Times New Roman" w:eastAsia="SimHei" w:cs="Times New Roman"/>
+                <w:b/>
+              </w:rPr>
+              <w:t xml:space="preserve">化学反应基元阶梯能级微观</w:t>
+            </w:r>
+          </w:p>
+        </w:tc>
+      </w:tr>
+      <w:tr>
+        <w:tc>
+          <w:tcPr/>
+          <w:p>
+            <w:pPr>
+              <w:pStyle w:val="Compact"/>
+              <w:jc w:val="center"/>
+            </w:pPr>
+            <w:r>
+              <w:rPr>
+                <w:rFonts w:ascii="Times New Roman" w:hAnsi="Times New Roman" w:eastAsia="Times New Roman" w:cs="Times New Roman"/>
+              </w:rPr>
+              <w:drawing>
+                <wp:inline>
+                  <wp:extent cx="2667000" cy="1594747"/>
+                  <wp:effectExtent b="0" l="0" r="0" t="0"/>
+                  <wp:docPr descr="" title="" id="29" name="Picture"/>
+                  <a:graphic>
+                    <a:graphicData uri="http://schemas.openxmlformats.org/drawingml/2006/picture">
+                      <pic:pic>
+                        <pic:nvPicPr>
+                          <pic:cNvPr descr="8f91fe544c7e81773b7e8044a60152cbb3c4389ce5678904c96d300bb70373ff.jpg" id="30" name="Picture"/>
+                          <pic:cNvPicPr>
+                            <a:picLocks noChangeArrowheads="1" noChangeAspect="1"/>
+                          </pic:cNvPicPr>
+                        </pic:nvPicPr>
+                        <pic:blipFill>
+                          <a:blip r:embed="rId28"/>
+                          <a:stretch>
+                            <a:fillRect/>
+                          </a:stretch>
+                        </pic:blipFill>
+                        <pic:spPr bwMode="auto">
+                          <a:xfrm>
+                            <a:off x="0" y="0"/>
+                            <a:ext cx="2667000" cy="1594747"/>
+                          </a:xfrm>
+                          <a:prstGeom prst="rect">
+                            <a:avLst/>
+                          </a:prstGeom>
+                          <a:noFill/>
+                          <a:ln w="9525">
+                            <a:noFill/>
+                            <a:headEnd/>
+                            <a:tailEnd/>
+                          </a:ln>
+                        </pic:spPr>
+                      </pic:pic>
+                    </a:graphicData>
+                  </a:graphic>
+                </wp:inline>
+              </w:drawing>
+            </w:r>
+          </w:p>
+        </w:tc>
+      </w:tr>
+      <w:tr>
+        <w:tc>
+          <w:tcPr/>
+          <w:p>
+            <w:pPr>
+              <w:pStyle w:val="Compact"/>
+              <w:jc w:val="center"/>
+            </w:pPr>
+            <w:r>
+              <w:rPr>
+                <w:rFonts w:ascii="Times New Roman" w:hAnsi="Times New Roman" w:eastAsia="Times New Roman" w:cs="Times New Roman"/>
+              </w:rPr>
+              <w:t xml:space="preserve">&gt; </w:t>
+            </w:r>
+            <w:r>
+              <w:rPr>
+                <w:rFonts w:hint="eastAsia" w:ascii="Times New Roman" w:hAnsi="Times New Roman" w:eastAsia="FangSong" w:cs="Times New Roman"/>
+              </w:rPr>
+              <w:t xml:space="preserve">图</w:t>
+            </w:r>
+            <w:r>
+              <w:rPr>
+                <w:rFonts w:ascii="Times New Roman" w:hAnsi="Times New Roman" w:eastAsia="Times New Roman" w:cs="Times New Roman"/>
+              </w:rPr>
+              <w:t xml:space="preserve"> </w:t>
+            </w:r>
+            <w:r>
+              <w:rPr>
+                <w:rFonts w:hint="eastAsia" w:ascii="Times New Roman" w:hAnsi="Times New Roman" w:eastAsia="Times New Roman" w:cs="Times New Roman"/>
+              </w:rPr>
+              <w:t>10-5：</w:t>
+            </w:r>
+            <w:r>
+              <w:rPr>
+                <w:rFonts w:hint="eastAsia" w:ascii="Times New Roman" w:hAnsi="Times New Roman" w:eastAsia="FangSong" w:cs="Times New Roman"/>
+              </w:rPr>
+              <w:t>化学反应基元阶梯能级微观平衡分配图景</w:t>
+            </w:r>
+          </w:p>
+        </w:tc>
+      </w:tr>
+    </w:tbl>
     <w:p>
       <w:pPr>
         <w:pStyle w:val="BodyText"/>
+        <w:spacing w:before="120"/>
         <w:ind w:firstLine="420"/>
       </w:pPr>
       <w:r>

--- a/06-学生侧材料/讲义/学生专用版/3-物理化学/统计热力学与Maxwell关系-超级充实版（学生专用版）.docx
+++ b/06-学生侧材料/讲义/学生专用版/3-物理化学/统计热力学与Maxwell关系-超级充实版（学生专用版）.docx
@@ -50163,12 +50163,12 @@
         </w:rPr>
         <w:t>）</w:t>
       </w:r>
-      <w:r>
-        <w:rPr>
-          <w:rFonts w:ascii="Times New Roman" w:hAnsi="Times New Roman" w:eastAsia="Times New Roman" w:cs="Times New Roman"/>
-        </w:rPr>
-        <w:t xml:space="preserve"> </w:t>
-      </w:r>
+    </w:p>
+    <w:p>
+      <w:pPr>
+        <w:pStyle w:val="BodyText"/>
+        <w:ind w:firstLine="420"/>
+      </w:pPr>
       <w:r>
         <w:rPr>
           <w:rFonts w:hint="eastAsia" w:ascii="Times New Roman" w:hAnsi="Times New Roman" w:eastAsia="FangSong" w:cs="Times New Roman"/>
@@ -50842,12 +50842,12 @@
         </w:rPr>
         <w:t>）</w:t>
       </w:r>
-      <w:r>
-        <w:rPr>
-          <w:rFonts w:ascii="Times New Roman" w:hAnsi="Times New Roman" w:eastAsia="Times New Roman" w:cs="Times New Roman"/>
-        </w:rPr>
-        <w:t xml:space="preserve"> </w:t>
-      </w:r>
+    </w:p>
+    <w:p>
+      <w:pPr>
+        <w:pStyle w:val="BodyText"/>
+        <w:ind w:firstLine="420"/>
+      </w:pPr>
       <w:r>
         <w:rPr>
           <w:rFonts w:hint="eastAsia" w:ascii="Times New Roman" w:hAnsi="Times New Roman" w:eastAsia="FangSong" w:cs="Times New Roman"/>
@@ -51848,12 +51848,12 @@
         </w:rPr>
         <w:t>）</w:t>
       </w:r>
-      <w:r>
-        <w:rPr>
-          <w:rFonts w:ascii="Times New Roman" w:hAnsi="Times New Roman" w:eastAsia="Times New Roman" w:cs="Times New Roman"/>
-        </w:rPr>
-        <w:t xml:space="preserve"> </w:t>
-      </w:r>
+    </w:p>
+    <w:p>
+      <w:pPr>
+        <w:pStyle w:val="BodyText"/>
+        <w:ind w:firstLine="420"/>
+      </w:pPr>
       <w:r>
         <w:rPr>
           <w:rFonts w:hint="eastAsia" w:ascii="Times New Roman" w:hAnsi="Times New Roman" w:eastAsia="FangSong" w:cs="Times New Roman"/>
@@ -52429,12 +52429,12 @@
         </w:rPr>
         <w:t>）</w:t>
       </w:r>
-      <w:r>
-        <w:rPr>
-          <w:rFonts w:ascii="Times New Roman" w:hAnsi="Times New Roman" w:eastAsia="Times New Roman" w:cs="Times New Roman"/>
-        </w:rPr>
-        <w:t xml:space="preserve"> </w:t>
-      </w:r>
+    </w:p>
+    <w:p>
+      <w:pPr>
+        <w:pStyle w:val="BodyText"/>
+        <w:ind w:firstLine="420"/>
+      </w:pPr>
       <w:r>
         <w:rPr>
           <w:rFonts w:hint="eastAsia" w:ascii="Times New Roman" w:hAnsi="Times New Roman" w:eastAsia="FangSong" w:cs="Times New Roman"/>
@@ -52863,12 +52863,12 @@
         </w:rPr>
         <w:t>：</w:t>
       </w:r>
-      <w:r>
-        <w:rPr>
-          <w:rFonts w:ascii="Times New Roman" w:hAnsi="Times New Roman" w:eastAsia="Times New Roman" w:cs="Times New Roman"/>
-        </w:rPr>
-        <w:t xml:space="preserve"> </w:t>
-      </w:r>
+    </w:p>
+    <w:p>
+      <w:pPr>
+        <w:pStyle w:val="BodyText"/>
+        <w:ind w:firstLine="420"/>
+      </w:pPr>
       <w:r>
         <w:rPr>
           <w:rFonts w:ascii="Times New Roman" w:hAnsi="Times New Roman" w:eastAsia="Times New Roman" w:cs="Times New Roman"/>
@@ -53032,12 +53032,12 @@
         </w:rPr>
         <w:t>：</w:t>
       </w:r>
-      <w:r>
-        <w:rPr>
-          <w:rFonts w:ascii="Times New Roman" w:hAnsi="Times New Roman" w:eastAsia="Times New Roman" w:cs="Times New Roman"/>
-        </w:rPr>
-        <w:t xml:space="preserve"> </w:t>
-      </w:r>
+    </w:p>
+    <w:p>
+      <w:pPr>
+        <w:pStyle w:val="BodyText"/>
+        <w:ind w:firstLine="420"/>
+      </w:pPr>
       <w:r>
         <w:rPr>
           <w:rFonts w:ascii="Times New Roman" w:hAnsi="Times New Roman" w:eastAsia="Times New Roman" w:cs="Times New Roman"/>
@@ -53177,12 +53177,12 @@
         </w:rPr>
         <w:t>：</w:t>
       </w:r>
-      <w:r>
-        <w:rPr>
-          <w:rFonts w:ascii="Times New Roman" w:hAnsi="Times New Roman" w:eastAsia="Times New Roman" w:cs="Times New Roman"/>
-        </w:rPr>
-        <w:t xml:space="preserve"> </w:t>
-      </w:r>
+    </w:p>
+    <w:p>
+      <w:pPr>
+        <w:pStyle w:val="BodyText"/>
+        <w:ind w:firstLine="420"/>
+      </w:pPr>
       <w:r>
         <w:rPr>
           <w:rFonts w:hint="eastAsia" w:ascii="Times New Roman" w:hAnsi="Times New Roman" w:eastAsia="Times New Roman" w:cs="Times New Roman"/>
@@ -56166,12 +56166,12 @@
         </w:rPr>
         <w:t>：</w:t>
       </w:r>
-      <w:r>
-        <w:rPr>
-          <w:rFonts w:ascii="Times New Roman" w:hAnsi="Times New Roman" w:eastAsia="Times New Roman" w:cs="Times New Roman"/>
-        </w:rPr>
-        <w:t xml:space="preserve"> </w:t>
-      </w:r>
+    </w:p>
+    <w:p>
+      <w:pPr>
+        <w:pStyle w:val="BodyText"/>
+        <w:ind w:firstLine="420"/>
+      </w:pPr>
       <w:r>
         <w:rPr>
           <w:rFonts w:ascii="Times New Roman" w:hAnsi="Times New Roman" w:eastAsia="Times New Roman" w:cs="Times New Roman"/>

--- a/06-学生侧材料/讲义/学生专用版/3-物理化学/统计热力学与Maxwell关系-超级充实版（学生专用版）.docx
+++ b/06-学生侧材料/讲义/学生专用版/3-物理化学/统计热力学与Maxwell关系-超级充实版（学生专用版）.docx
@@ -40371,12 +40371,12 @@
         </w:rPr>
         <w:t xml:space="preserve">。</w:t>
       </w:r>
-      <w:r>
-        <w:rPr>
-          <w:rFonts w:ascii="Times New Roman" w:hAnsi="Times New Roman" w:eastAsia="Times New Roman" w:cs="Times New Roman"/>
-        </w:rPr>
-        <w:t xml:space="preserve"> </w:t>
-      </w:r>
+    </w:p>
+    <w:p>
+      <w:pPr>
+        <w:pStyle w:val="BodyText"/>
+        <w:ind w:firstLine="420"/>
+      </w:pPr>
       <w:r>
         <w:rPr>
           <w:rFonts w:hint="eastAsia" w:ascii="Times New Roman" w:hAnsi="Times New Roman" w:eastAsia="FangSong" w:cs="Times New Roman"/>
@@ -50472,18 +50472,15 @@
         </w:rPr>
         <w:t xml:space="preserve">；</w:t>
       </w:r>
-      <w:r>
-        <w:rPr>
-          <w:rFonts w:ascii="Times New Roman" w:hAnsi="Times New Roman" w:eastAsia="Times New Roman" w:cs="Times New Roman"/>
-        </w:rPr>
-        <w:t xml:space="preserve"> </w:t>
-      </w:r>
-      <w:r>
-        <w:rPr>
-          <w:rFonts w:ascii="Times New Roman" w:hAnsi="Times New Roman" w:eastAsia="Times New Roman" w:cs="Times New Roman"/>
-        </w:rPr>
-        <w:t xml:space="preserve">(2) </w:t>
-      </w:r>
+    </w:p>
+    <w:p>
+      <w:pPr>
+        <w:numPr>
+          <w:ilvl w:val="0"/>
+          <w:numId w:val="1001"/>
+        </w:numPr>
+        <w:ind w:firstLine="420"/>
+      </w:pPr>
       <w:r>
         <w:rPr>
           <w:rFonts w:hint="eastAsia" w:ascii="Times New Roman" w:hAnsi="Times New Roman" w:eastAsia="FangSong" w:cs="Times New Roman"/>
@@ -50640,18 +50637,15 @@
         </w:rPr>
         <w:t xml:space="preserve">；</w:t>
       </w:r>
-      <w:r>
-        <w:rPr>
-          <w:rFonts w:ascii="Times New Roman" w:hAnsi="Times New Roman" w:eastAsia="Times New Roman" w:cs="Times New Roman"/>
-        </w:rPr>
-        <w:t xml:space="preserve"> </w:t>
-      </w:r>
-      <w:r>
-        <w:rPr>
-          <w:rFonts w:ascii="Times New Roman" w:hAnsi="Times New Roman" w:eastAsia="Times New Roman" w:cs="Times New Roman"/>
-        </w:rPr>
-        <w:t xml:space="preserve">(3) </w:t>
-      </w:r>
+    </w:p>
+    <w:p>
+      <w:pPr>
+        <w:numPr>
+          <w:ilvl w:val="0"/>
+          <w:numId w:val="1001"/>
+        </w:numPr>
+        <w:ind w:firstLine="420"/>
+      </w:pPr>
       <w:r>
         <w:rPr>
           <w:rFonts w:hint="eastAsia" w:ascii="Times New Roman" w:hAnsi="Times New Roman" w:eastAsia="FangSong" w:cs="Times New Roman"/>
@@ -50772,7 +50766,7 @@
     </w:p>
     <w:p>
       <w:pPr>
-        <w:pStyle w:val="BodyText"/>
+        <w:pStyle w:val="FirstParagraph"/>
       </w:pPr>
     </w:p>
     <w:p>
@@ -51499,18 +51493,15 @@
         </w:rPr>
         <w:t>；</w:t>
       </w:r>
-      <w:r>
-        <w:rPr>
-          <w:rFonts w:ascii="Times New Roman" w:hAnsi="Times New Roman" w:eastAsia="Times New Roman" w:cs="Times New Roman"/>
-        </w:rPr>
-        <w:t xml:space="preserve"> </w:t>
-      </w:r>
-      <w:r>
-        <w:rPr>
-          <w:rFonts w:ascii="Times New Roman" w:hAnsi="Times New Roman" w:eastAsia="Times New Roman" w:cs="Times New Roman"/>
-        </w:rPr>
-        <w:t xml:space="preserve">(2) </w:t>
-      </w:r>
+    </w:p>
+    <w:p>
+      <w:pPr>
+        <w:numPr>
+          <w:ilvl w:val="0"/>
+          <w:numId w:val="1002"/>
+        </w:numPr>
+        <w:ind w:firstLine="420"/>
+      </w:pPr>
       <w:r>
         <w:rPr>
           <w:rFonts w:hint="eastAsia" w:ascii="Times New Roman" w:hAnsi="Times New Roman" w:eastAsia="FangSong" w:cs="Times New Roman"/>
@@ -51629,18 +51620,15 @@
         </w:rPr>
         <w:t>；</w:t>
       </w:r>
-      <w:r>
-        <w:rPr>
-          <w:rFonts w:ascii="Times New Roman" w:hAnsi="Times New Roman" w:eastAsia="Times New Roman" w:cs="Times New Roman"/>
-        </w:rPr>
-        <w:t xml:space="preserve"> </w:t>
-      </w:r>
-      <w:r>
-        <w:rPr>
-          <w:rFonts w:ascii="Times New Roman" w:hAnsi="Times New Roman" w:eastAsia="Times New Roman" w:cs="Times New Roman"/>
-        </w:rPr>
-        <w:t xml:space="preserve">(3) </w:t>
-      </w:r>
+    </w:p>
+    <w:p>
+      <w:pPr>
+        <w:numPr>
+          <w:ilvl w:val="0"/>
+          <w:numId w:val="1002"/>
+        </w:numPr>
+        <w:ind w:firstLine="420"/>
+      </w:pPr>
       <w:r>
         <w:rPr>
           <w:rFonts w:hint="eastAsia" w:ascii="Times New Roman" w:hAnsi="Times New Roman" w:eastAsia="FangSong" w:cs="Times New Roman"/>
@@ -51784,7 +51772,7 @@
     </w:p>
     <w:p>
       <w:pPr>
-        <w:pStyle w:val="BodyText"/>
+        <w:pStyle w:val="FirstParagraph"/>
       </w:pPr>
     </w:p>
     <w:p>
@@ -52054,18 +52042,15 @@
         </w:rPr>
         <w:t xml:space="preserve">）。</w:t>
       </w:r>
-      <w:r>
-        <w:rPr>
-          <w:rFonts w:ascii="Times New Roman" w:hAnsi="Times New Roman" w:eastAsia="Times New Roman" w:cs="Times New Roman"/>
-        </w:rPr>
-        <w:t xml:space="preserve"> </w:t>
-      </w:r>
-      <w:r>
-        <w:rPr>
-          <w:rFonts w:ascii="Times New Roman" w:hAnsi="Times New Roman" w:eastAsia="Times New Roman" w:cs="Times New Roman"/>
-        </w:rPr>
-        <w:t xml:space="preserve">(1) </w:t>
-      </w:r>
+    </w:p>
+    <w:p>
+      <w:pPr>
+        <w:numPr>
+          <w:ilvl w:val="0"/>
+          <w:numId w:val="1003"/>
+        </w:numPr>
+        <w:ind w:firstLine="420"/>
+      </w:pPr>
       <w:r>
         <w:rPr>
           <w:rFonts w:hint="eastAsia" w:ascii="Times New Roman" w:hAnsi="Times New Roman" w:eastAsia="FangSong" w:cs="Times New Roman"/>
@@ -52156,18 +52141,15 @@
         </w:rPr>
         <w:t>；</w:t>
       </w:r>
-      <w:r>
-        <w:rPr>
-          <w:rFonts w:ascii="Times New Roman" w:hAnsi="Times New Roman" w:eastAsia="Times New Roman" w:cs="Times New Roman"/>
-        </w:rPr>
-        <w:t xml:space="preserve"> </w:t>
-      </w:r>
-      <w:r>
-        <w:rPr>
-          <w:rFonts w:ascii="Times New Roman" w:hAnsi="Times New Roman" w:eastAsia="Times New Roman" w:cs="Times New Roman"/>
-        </w:rPr>
-        <w:t xml:space="preserve">(2) </w:t>
-      </w:r>
+    </w:p>
+    <w:p>
+      <w:pPr>
+        <w:numPr>
+          <w:ilvl w:val="0"/>
+          <w:numId w:val="1003"/>
+        </w:numPr>
+        <w:ind w:firstLine="420"/>
+      </w:pPr>
       <w:r>
         <w:rPr>
           <w:rFonts w:hint="eastAsia" w:ascii="Times New Roman" w:hAnsi="Times New Roman" w:eastAsia="FangSong" w:cs="Times New Roman"/>
@@ -52247,137 +52229,134 @@
         </w:rPr>
         <w:t>；</w:t>
       </w:r>
-      <w:r>
-        <w:rPr>
-          <w:rFonts w:ascii="Times New Roman" w:hAnsi="Times New Roman" w:eastAsia="Times New Roman" w:cs="Times New Roman"/>
-        </w:rPr>
-        <w:t xml:space="preserve"> </w:t>
-      </w:r>
-      <w:r>
-        <w:rPr>
-          <w:rFonts w:ascii="Times New Roman" w:hAnsi="Times New Roman" w:eastAsia="Times New Roman" w:cs="Times New Roman"/>
-        </w:rPr>
-        <w:t xml:space="preserve">(3) </w:t>
-      </w:r>
-      <w:r>
-        <w:rPr>
-          <w:rFonts w:hint="eastAsia" w:ascii="Times New Roman" w:hAnsi="Times New Roman" w:eastAsia="FangSong" w:cs="Times New Roman"/>
-        </w:rPr>
-        <w:t>分析体系在极低温</w:t>
-      </w:r>
-      <w:r>
-        <w:rPr>
-          <w:rFonts w:hint="eastAsia" w:ascii="Times New Roman" w:hAnsi="Times New Roman" w:eastAsia="Times New Roman" w:cs="Times New Roman"/>
-        </w:rPr>
-        <w:t>（</w:t>
-      </w:r>
-      <m:oMath>
-        <m:r>
-          <m:t>T</m:t>
-        </m:r>
-        <m:r>
-          <m:rPr>
-            <m:sty m:val="p"/>
-          </m:rPr>
-          <m:t>→</m:t>
-        </m:r>
-        <m:r>
-          <m:t>0</m:t>
-        </m:r>
-      </m:oMath>
-      <w:r>
-        <w:rPr>
-          <w:rFonts w:hint="eastAsia" w:ascii="Times New Roman" w:hAnsi="Times New Roman" w:eastAsia="Times New Roman" w:cs="Times New Roman"/>
-        </w:rPr>
-        <w:t>）</w:t>
-      </w:r>
-      <w:r>
-        <w:rPr>
-          <w:rFonts w:hint="eastAsia" w:ascii="Times New Roman" w:hAnsi="Times New Roman" w:eastAsia="FangSong" w:cs="Times New Roman"/>
-        </w:rPr>
-        <w:t>与极高温</w:t>
-      </w:r>
-      <w:r>
-        <w:rPr>
-          <w:rFonts w:hint="eastAsia" w:ascii="Times New Roman" w:hAnsi="Times New Roman" w:eastAsia="Times New Roman" w:cs="Times New Roman"/>
-        </w:rPr>
-        <w:t>（</w:t>
-      </w:r>
-      <m:oMath>
-        <m:r>
-          <m:t>T</m:t>
-        </m:r>
-        <m:r>
-          <m:rPr>
-            <m:sty m:val="p"/>
-          </m:rPr>
-          <m:t>→</m:t>
-        </m:r>
-        <m:r>
-          <m:rPr>
-            <m:sty m:val="p"/>
-          </m:rPr>
-          <m:t>∞</m:t>
-        </m:r>
-      </m:oMath>
-      <w:r>
-        <w:rPr>
-          <w:rFonts w:hint="eastAsia" w:ascii="Times New Roman" w:hAnsi="Times New Roman" w:eastAsia="Times New Roman" w:cs="Times New Roman"/>
-        </w:rPr>
-        <w:t>）</w:t>
-      </w:r>
-      <w:r>
-        <w:rPr>
-          <w:rFonts w:hint="eastAsia" w:ascii="Times New Roman" w:hAnsi="Times New Roman" w:eastAsia="FangSong" w:cs="Times New Roman"/>
-        </w:rPr>
-        <w:t>下的热容极限</w:t>
-      </w:r>
-      <w:r>
-        <w:rPr>
-          <w:rFonts w:hint="eastAsia" w:ascii="Times New Roman" w:hAnsi="Times New Roman" w:eastAsia="Times New Roman" w:cs="Times New Roman"/>
-        </w:rPr>
-        <w:t>，</w:t>
-      </w:r>
-      <w:r>
-        <w:rPr>
-          <w:rFonts w:hint="eastAsia" w:ascii="Times New Roman" w:hAnsi="Times New Roman" w:eastAsia="FangSong" w:cs="Times New Roman"/>
-        </w:rPr>
-        <w:t>并证明定容热容必在某一特征温度处出现极大值峰</w:t>
-      </w:r>
-      <w:r>
-        <w:rPr>
-          <w:rFonts w:hint="eastAsia" w:ascii="Times New Roman" w:hAnsi="Times New Roman" w:eastAsia="Times New Roman" w:cs="Times New Roman"/>
-        </w:rPr>
-        <w:t>（</w:t>
-      </w:r>
-      <w:r>
-        <w:rPr>
-          <w:rFonts w:hint="eastAsia" w:ascii="Times New Roman" w:hAnsi="Times New Roman" w:eastAsia="FangSong" w:cs="Times New Roman"/>
-        </w:rPr>
-        <w:t>即固体物理中著名的</w:t>
-      </w:r>
-      <w:r>
-        <w:rPr>
-          <w:rFonts w:ascii="Times New Roman" w:hAnsi="Times New Roman" w:eastAsia="Times New Roman" w:cs="Times New Roman"/>
-        </w:rPr>
-        <w:t xml:space="preserve"> Schottky </w:t>
-      </w:r>
-      <w:r>
-        <w:rPr>
-          <w:rFonts w:hint="eastAsia" w:ascii="Times New Roman" w:hAnsi="Times New Roman" w:eastAsia="FangSong" w:cs="Times New Roman"/>
-        </w:rPr>
-        <w:t>异常</w:t>
-      </w:r>
-      <w:r>
-        <w:rPr>
-          <w:rFonts w:hint="eastAsia" w:ascii="Times New Roman" w:hAnsi="Times New Roman" w:eastAsia="Times New Roman" w:cs="Times New Roman"/>
-        </w:rPr>
-        <w:t>）。</w:t>
-      </w:r>
     </w:p>
     <w:p>
       <w:pPr>
-        <w:pStyle w:val="BodyText"/>
+        <w:numPr>
+          <w:ilvl w:val="0"/>
+          <w:numId w:val="1003"/>
+        </w:numPr>
+        <w:ind w:firstLine="420"/>
+      </w:pPr>
+      <w:r>
+        <w:rPr>
+          <w:rFonts w:hint="eastAsia" w:ascii="Times New Roman" w:hAnsi="Times New Roman" w:eastAsia="FangSong" w:cs="Times New Roman"/>
+        </w:rPr>
+        <w:t>分析体系在极低温</w:t>
+      </w:r>
+      <w:r>
+        <w:rPr>
+          <w:rFonts w:hint="eastAsia" w:ascii="Times New Roman" w:hAnsi="Times New Roman" w:eastAsia="Times New Roman" w:cs="Times New Roman"/>
+        </w:rPr>
+        <w:t>（</w:t>
+      </w:r>
+      <m:oMath>
+        <m:r>
+          <m:t>T</m:t>
+        </m:r>
+        <m:r>
+          <m:rPr>
+            <m:sty m:val="p"/>
+          </m:rPr>
+          <m:t>→</m:t>
+        </m:r>
+        <m:r>
+          <m:t>0</m:t>
+        </m:r>
+      </m:oMath>
+      <w:r>
+        <w:rPr>
+          <w:rFonts w:hint="eastAsia" w:ascii="Times New Roman" w:hAnsi="Times New Roman" w:eastAsia="Times New Roman" w:cs="Times New Roman"/>
+        </w:rPr>
+        <w:t>）</w:t>
+      </w:r>
+      <w:r>
+        <w:rPr>
+          <w:rFonts w:hint="eastAsia" w:ascii="Times New Roman" w:hAnsi="Times New Roman" w:eastAsia="FangSong" w:cs="Times New Roman"/>
+        </w:rPr>
+        <w:t>与极高温</w:t>
+      </w:r>
+      <w:r>
+        <w:rPr>
+          <w:rFonts w:hint="eastAsia" w:ascii="Times New Roman" w:hAnsi="Times New Roman" w:eastAsia="Times New Roman" w:cs="Times New Roman"/>
+        </w:rPr>
+        <w:t>（</w:t>
+      </w:r>
+      <m:oMath>
+        <m:r>
+          <m:t>T</m:t>
+        </m:r>
+        <m:r>
+          <m:rPr>
+            <m:sty m:val="p"/>
+          </m:rPr>
+          <m:t>→</m:t>
+        </m:r>
+        <m:r>
+          <m:rPr>
+            <m:sty m:val="p"/>
+          </m:rPr>
+          <m:t>∞</m:t>
+        </m:r>
+      </m:oMath>
+      <w:r>
+        <w:rPr>
+          <w:rFonts w:hint="eastAsia" w:ascii="Times New Roman" w:hAnsi="Times New Roman" w:eastAsia="Times New Roman" w:cs="Times New Roman"/>
+        </w:rPr>
+        <w:t>）</w:t>
+      </w:r>
+      <w:r>
+        <w:rPr>
+          <w:rFonts w:hint="eastAsia" w:ascii="Times New Roman" w:hAnsi="Times New Roman" w:eastAsia="FangSong" w:cs="Times New Roman"/>
+        </w:rPr>
+        <w:t>下的热容极限</w:t>
+      </w:r>
+      <w:r>
+        <w:rPr>
+          <w:rFonts w:hint="eastAsia" w:ascii="Times New Roman" w:hAnsi="Times New Roman" w:eastAsia="Times New Roman" w:cs="Times New Roman"/>
+        </w:rPr>
+        <w:t>，</w:t>
+      </w:r>
+      <w:r>
+        <w:rPr>
+          <w:rFonts w:hint="eastAsia" w:ascii="Times New Roman" w:hAnsi="Times New Roman" w:eastAsia="FangSong" w:cs="Times New Roman"/>
+        </w:rPr>
+        <w:t>并证明定容热容必在某一特征温度处出现极大值峰</w:t>
+      </w:r>
+      <w:r>
+        <w:rPr>
+          <w:rFonts w:hint="eastAsia" w:ascii="Times New Roman" w:hAnsi="Times New Roman" w:eastAsia="Times New Roman" w:cs="Times New Roman"/>
+        </w:rPr>
+        <w:t>（</w:t>
+      </w:r>
+      <w:r>
+        <w:rPr>
+          <w:rFonts w:hint="eastAsia" w:ascii="Times New Roman" w:hAnsi="Times New Roman" w:eastAsia="FangSong" w:cs="Times New Roman"/>
+        </w:rPr>
+        <w:t>即固体物理中著名的</w:t>
+      </w:r>
+      <w:r>
+        <w:rPr>
+          <w:rFonts w:ascii="Times New Roman" w:hAnsi="Times New Roman" w:eastAsia="Times New Roman" w:cs="Times New Roman"/>
+        </w:rPr>
+        <w:t xml:space="preserve"> Schottky </w:t>
+      </w:r>
+      <w:r>
+        <w:rPr>
+          <w:rFonts w:hint="eastAsia" w:ascii="Times New Roman" w:hAnsi="Times New Roman" w:eastAsia="FangSong" w:cs="Times New Roman"/>
+        </w:rPr>
+        <w:t>异常</w:t>
+      </w:r>
+      <w:r>
+        <w:rPr>
+          <w:rFonts w:hint="eastAsia" w:ascii="Times New Roman" w:hAnsi="Times New Roman" w:eastAsia="Times New Roman" w:cs="Times New Roman"/>
+        </w:rPr>
+        <w:t>）。</w:t>
+      </w:r>
+    </w:p>
+    <w:p>
+      <w:pPr>
+        <w:pStyle w:val="FirstParagraph"/>
       </w:pPr>
     </w:p>
     <w:p>
@@ -55033,7 +55012,7 @@
       <w:pPr>
         <w:numPr>
           <w:ilvl w:val="0"/>
-          <w:numId w:val="1001"/>
+          <w:numId w:val="1004"/>
         </w:numPr>
         <w:ind w:firstLine="420"/>
       </w:pPr>
@@ -55117,7 +55096,7 @@
       <w:pPr>
         <w:numPr>
           <w:ilvl w:val="0"/>
-          <w:numId w:val="1001"/>
+          <w:numId w:val="1004"/>
         </w:numPr>
         <w:ind w:firstLine="420"/>
       </w:pPr>
@@ -56865,7 +56844,7 @@
         <w:pStyle w:val="Compact"/>
         <w:numPr>
           <w:ilvl w:val="0"/>
-          <w:numId w:val="1002"/>
+          <w:numId w:val="1005"/>
         </w:numPr>
         <w:ind w:firstLine="420"/>
       </w:pPr>
@@ -56945,7 +56924,7 @@
         <w:pStyle w:val="Compact"/>
         <w:numPr>
           <w:ilvl w:val="0"/>
-          <w:numId w:val="1002"/>
+          <w:numId w:val="1005"/>
         </w:numPr>
         <w:ind w:firstLine="420"/>
       </w:pPr>
@@ -57025,7 +57004,7 @@
         <w:pStyle w:val="Compact"/>
         <w:numPr>
           <w:ilvl w:val="0"/>
-          <w:numId w:val="1002"/>
+          <w:numId w:val="1005"/>
         </w:numPr>
         <w:ind w:firstLine="420"/>
       </w:pPr>
@@ -57277,6 +57256,91 @@
     <w:lvl w:ilvl="8">
       <w:numFmt w:val="bullet"/>
       <w:lvlText w:val=" "/>
+      <w:lvlJc w:val="left"/>
+      <w:pPr>
+        <w:ind w:left="6480" w:hanging="360"/>
+      </w:pPr>
+    </w:lvl>
+  </w:abstractNum>
+  <w:abstractNum w:abstractNumId="99432">
+    <w:nsid w:val="00A99432"/>
+    <w:multiLevelType w:val="multilevel"/>
+    <w:lvl w:ilvl="0">
+      <w:start w:val="2"/>
+      <w:numFmt w:val="decimal"/>
+      <w:lvlText w:val="(%1)"/>
+      <w:lvlJc w:val="left"/>
+      <w:pPr>
+        <w:ind w:left="720" w:hanging="360"/>
+      </w:pPr>
+    </w:lvl>
+    <w:lvl w:ilvl="1">
+      <w:start w:val="2"/>
+      <w:numFmt w:val="decimal"/>
+      <w:lvlText w:val="(%2)"/>
+      <w:lvlJc w:val="left"/>
+      <w:pPr>
+        <w:ind w:left="1440" w:hanging="360"/>
+      </w:pPr>
+    </w:lvl>
+    <w:lvl w:ilvl="2">
+      <w:start w:val="2"/>
+      <w:numFmt w:val="decimal"/>
+      <w:lvlText w:val="(%3)"/>
+      <w:lvlJc w:val="left"/>
+      <w:pPr>
+        <w:ind w:left="2160" w:hanging="360"/>
+      </w:pPr>
+    </w:lvl>
+    <w:lvl w:ilvl="3">
+      <w:start w:val="2"/>
+      <w:numFmt w:val="decimal"/>
+      <w:lvlText w:val="(%4)"/>
+      <w:lvlJc w:val="left"/>
+      <w:pPr>
+        <w:ind w:left="2880" w:hanging="360"/>
+      </w:pPr>
+    </w:lvl>
+    <w:lvl w:ilvl="4">
+      <w:start w:val="2"/>
+      <w:numFmt w:val="decimal"/>
+      <w:lvlText w:val="(%5)"/>
+      <w:lvlJc w:val="left"/>
+      <w:pPr>
+        <w:ind w:left="3600" w:hanging="360"/>
+      </w:pPr>
+    </w:lvl>
+    <w:lvl w:ilvl="5">
+      <w:start w:val="2"/>
+      <w:numFmt w:val="decimal"/>
+      <w:lvlText w:val="(%6)"/>
+      <w:lvlJc w:val="left"/>
+      <w:pPr>
+        <w:ind w:left="4320" w:hanging="360"/>
+      </w:pPr>
+    </w:lvl>
+    <w:lvl w:ilvl="6">
+      <w:start w:val="2"/>
+      <w:numFmt w:val="decimal"/>
+      <w:lvlText w:val="(%7)"/>
+      <w:lvlJc w:val="left"/>
+      <w:pPr>
+        <w:ind w:left="5040" w:hanging="360"/>
+      </w:pPr>
+    </w:lvl>
+    <w:lvl w:ilvl="7">
+      <w:start w:val="2"/>
+      <w:numFmt w:val="decimal"/>
+      <w:lvlText w:val="(%8)"/>
+      <w:lvlJc w:val="left"/>
+      <w:pPr>
+        <w:ind w:left="5760" w:hanging="360"/>
+      </w:pPr>
+    </w:lvl>
+    <w:lvl w:ilvl="8">
+      <w:start w:val="2"/>
+      <w:numFmt w:val="decimal"/>
+      <w:lvlText w:val="(%9)"/>
       <w:lvlJc w:val="left"/>
       <w:pPr>
         <w:ind w:left="6480" w:hanging="360"/>
@@ -57372,6 +57436,66 @@
     <w:abstractNumId w:val="990"/>
   </w:num>
   <w:num w:numId="1001">
+    <w:abstractNumId w:val="99432"/>
+    <w:lvlOverride w:ilvl="0">
+      <w:startOverride w:val="2"/>
+    </w:lvlOverride>
+    <w:lvlOverride w:ilvl="1">
+      <w:startOverride w:val="2"/>
+    </w:lvlOverride>
+    <w:lvlOverride w:ilvl="2">
+      <w:startOverride w:val="2"/>
+    </w:lvlOverride>
+    <w:lvlOverride w:ilvl="3">
+      <w:startOverride w:val="2"/>
+    </w:lvlOverride>
+    <w:lvlOverride w:ilvl="4">
+      <w:startOverride w:val="2"/>
+    </w:lvlOverride>
+    <w:lvlOverride w:ilvl="5">
+      <w:startOverride w:val="2"/>
+    </w:lvlOverride>
+    <w:lvlOverride w:ilvl="6">
+      <w:startOverride w:val="2"/>
+    </w:lvlOverride>
+    <w:lvlOverride w:ilvl="7">
+      <w:startOverride w:val="2"/>
+    </w:lvlOverride>
+    <w:lvlOverride w:ilvl="8">
+      <w:startOverride w:val="2"/>
+    </w:lvlOverride>
+  </w:num>
+  <w:num w:numId="1002">
+    <w:abstractNumId w:val="99432"/>
+    <w:lvlOverride w:ilvl="0">
+      <w:startOverride w:val="2"/>
+    </w:lvlOverride>
+    <w:lvlOverride w:ilvl="1">
+      <w:startOverride w:val="2"/>
+    </w:lvlOverride>
+    <w:lvlOverride w:ilvl="2">
+      <w:startOverride w:val="2"/>
+    </w:lvlOverride>
+    <w:lvlOverride w:ilvl="3">
+      <w:startOverride w:val="2"/>
+    </w:lvlOverride>
+    <w:lvlOverride w:ilvl="4">
+      <w:startOverride w:val="2"/>
+    </w:lvlOverride>
+    <w:lvlOverride w:ilvl="5">
+      <w:startOverride w:val="2"/>
+    </w:lvlOverride>
+    <w:lvlOverride w:ilvl="6">
+      <w:startOverride w:val="2"/>
+    </w:lvlOverride>
+    <w:lvlOverride w:ilvl="7">
+      <w:startOverride w:val="2"/>
+    </w:lvlOverride>
+    <w:lvlOverride w:ilvl="8">
+      <w:startOverride w:val="2"/>
+    </w:lvlOverride>
+  </w:num>
+  <w:num w:numId="1003">
     <w:abstractNumId w:val="99431"/>
     <w:lvlOverride w:ilvl="0">
       <w:startOverride w:val="1"/>
@@ -57401,7 +57525,37 @@
       <w:startOverride w:val="1"/>
     </w:lvlOverride>
   </w:num>
-  <w:num w:numId="1002">
+  <w:num w:numId="1004">
+    <w:abstractNumId w:val="99431"/>
+    <w:lvlOverride w:ilvl="0">
+      <w:startOverride w:val="1"/>
+    </w:lvlOverride>
+    <w:lvlOverride w:ilvl="1">
+      <w:startOverride w:val="1"/>
+    </w:lvlOverride>
+    <w:lvlOverride w:ilvl="2">
+      <w:startOverride w:val="1"/>
+    </w:lvlOverride>
+    <w:lvlOverride w:ilvl="3">
+      <w:startOverride w:val="1"/>
+    </w:lvlOverride>
+    <w:lvlOverride w:ilvl="4">
+      <w:startOverride w:val="1"/>
+    </w:lvlOverride>
+    <w:lvlOverride w:ilvl="5">
+      <w:startOverride w:val="1"/>
+    </w:lvlOverride>
+    <w:lvlOverride w:ilvl="6">
+      <w:startOverride w:val="1"/>
+    </w:lvlOverride>
+    <w:lvlOverride w:ilvl="7">
+      <w:startOverride w:val="1"/>
+    </w:lvlOverride>
+    <w:lvlOverride w:ilvl="8">
+      <w:startOverride w:val="1"/>
+    </w:lvlOverride>
+  </w:num>
+  <w:num w:numId="1005">
     <w:abstractNumId w:val="99431"/>
     <w:lvlOverride w:ilvl="0">
       <w:startOverride w:val="1"/>

--- a/06-学生侧材料/讲义/学生专用版/3-物理化学/统计热力学与Maxwell关系-超级充实版（学生专用版）.docx
+++ b/06-学生侧材料/讲义/学生专用版/3-物理化学/统计热力学与Maxwell关系-超级充实版（学生专用版）.docx
@@ -53330,10 +53330,10 @@
         </w:tblBorders>
       </w:tblPr>
       <w:tblGrid>
-        <w:gridCol w:w="1980"/>
-        <w:gridCol w:w="1980"/>
-        <w:gridCol w:w="1980"/>
-        <w:gridCol w:w="1980"/>
+        <w:gridCol w:w="4158"/>
+        <w:gridCol w:w="1254"/>
+        <w:gridCol w:w="1320"/>
+        <w:gridCol w:w="1188"/>
       </w:tblGrid>
       <w:tr>
         <w:trPr>

--- a/06-学生侧材料/讲义/学生专用版/3-物理化学/统计热力学与Maxwell关系-超级充实版（学生专用版）.docx
+++ b/06-学生侧材料/讲义/学生专用版/3-物理化学/统计热力学与Maxwell关系-超级充实版（学生专用版）.docx
@@ -53330,10 +53330,10 @@
         </w:tblBorders>
       </w:tblPr>
       <w:tblGrid>
-        <w:gridCol w:w="4158"/>
-        <w:gridCol w:w="1254"/>
-        <w:gridCol w:w="1320"/>
-        <w:gridCol w:w="1188"/>
+        <w:gridCol w:w="3432"/>
+        <w:gridCol w:w="1518"/>
+        <w:gridCol w:w="1056"/>
+        <w:gridCol w:w="1914"/>
       </w:tblGrid>
       <w:tr>
         <w:trPr>
